--- a/BoneSparrow-chapter-tickets.docx
+++ b/BoneSparrow-chapter-tickets.docx
@@ -40,17 +40,18 @@
         </w:tblBorders>
       </w:tblPr>
       <w:tblGrid>
-        <w:gridCol w:w="3502"/>
-        <w:gridCol w:w="3502"/>
-        <w:gridCol w:w="3502"/>
+        <w:gridCol w:w="2626"/>
+        <w:gridCol w:w="2626"/>
+        <w:gridCol w:w="2626"/>
+        <w:gridCol w:w="2626"/>
       </w:tblGrid>
       <w:tr>
         <w:trPr>
-          <w:trHeight w:val="2500" w:hRule="atLeast"/>
+          <w:trHeight w:val="1900" w:hRule="atLeast"/>
         </w:trPr>
         <w:tc>
           <w:tcPr>
-            <w:tcW w:type="dxa" w:w="3502"/>
+            <w:tcW w:type="dxa" w:w="2626"/>
             <w:tcBorders>
               <w:top w:val="dashed" w:color="B6AB95" w:sz="4"/>
               <w:left w:val="dashed" w:color="B6AB95" w:sz="4"/>
@@ -116,7 +117,7 @@
         </w:tc>
         <w:tc>
           <w:tcPr>
-            <w:tcW w:type="dxa" w:w="3502"/>
+            <w:tcW w:type="dxa" w:w="2626"/>
             <w:tcBorders>
               <w:top w:val="dashed" w:color="B6AB95" w:sz="4"/>
               <w:left w:val="dashed" w:color="B6AB95" w:sz="4"/>
@@ -182,7 +183,7 @@
         </w:tc>
         <w:tc>
           <w:tcPr>
-            <w:tcW w:type="dxa" w:w="3502"/>
+            <w:tcW w:type="dxa" w:w="2626"/>
             <w:tcBorders>
               <w:top w:val="dashed" w:color="B6AB95" w:sz="4"/>
               <w:left w:val="dashed" w:color="B6AB95" w:sz="4"/>
@@ -228,6 +229,72 @@
                 <w:szCs w:val="34"/>
               </w:rPr>
               <w:t xml:space="preserve">Chapters 5–6</w:t>
+            </w:r>
+          </w:p>
+          <w:p>
+            <w:pPr>
+              <w:spacing w:after="0" w:before="60"/>
+              <w:jc w:val="center"/>
+            </w:pPr>
+            <w:r>
+              <w:rPr>
+                <w:rFonts w:ascii="Calibri" w:cs="Calibri" w:eastAsia="Calibri" w:hAnsi="Calibri"/>
+                <w:color w:val="645D54"/>
+                <w:sz w:val="15"/>
+                <w:szCs w:val="15"/>
+              </w:rPr>
+              <w:t xml:space="preserve">find at least 6 quotes</w:t>
+            </w:r>
+          </w:p>
+        </w:tc>
+        <w:tc>
+          <w:tcPr>
+            <w:tcW w:type="dxa" w:w="2626"/>
+            <w:tcBorders>
+              <w:top w:val="dashed" w:color="B6AB95" w:sz="4"/>
+              <w:left w:val="dashed" w:color="B6AB95" w:sz="4"/>
+              <w:bottom w:val="dashed" w:color="B6AB95" w:sz="4"/>
+              <w:right w:val="dashed" w:color="B6AB95" w:sz="4"/>
+            </w:tcBorders>
+            <w:tcMar>
+              <w:top w:type="dxa" w:w="200"/>
+              <w:left w:type="dxa" w:w="160"/>
+              <w:bottom w:type="dxa" w:w="200"/>
+              <w:right w:type="dxa" w:w="160"/>
+            </w:tcMar>
+            <w:vAlign w:val="center"/>
+          </w:tcPr>
+          <w:p>
+            <w:pPr>
+              <w:spacing w:after="40"/>
+              <w:jc w:val="center"/>
+            </w:pPr>
+            <w:r>
+              <w:rPr>
+                <w:rFonts w:ascii="Calibri" w:cs="Calibri" w:eastAsia="Calibri" w:hAnsi="Calibri"/>
+                <w:color w:val="645D54"/>
+                <w:spacing w:val="20"/>
+                <w:sz w:val="14"/>
+                <w:szCs w:val="14"/>
+              </w:rPr>
+              <w:t xml:space="preserve">THE BONE SPARROW</w:t>
+            </w:r>
+          </w:p>
+          <w:p>
+            <w:pPr>
+              <w:spacing w:after="0"/>
+              <w:jc w:val="center"/>
+            </w:pPr>
+            <w:r>
+              <w:rPr>
+                <w:rFonts w:ascii="Georgia" w:cs="Georgia" w:eastAsia="Georgia" w:hAnsi="Georgia"/>
+                <w:b/>
+                <w:bCs/>
+                <w:color w:val="1D3C34"/>
+                <w:sz w:val="34"/>
+                <w:szCs w:val="34"/>
+              </w:rPr>
+              <w:t xml:space="preserve">Chapters 7–8</w:t>
             </w:r>
           </w:p>
           <w:p>
@@ -249,77 +316,11 @@
       </w:tr>
       <w:tr>
         <w:trPr>
-          <w:trHeight w:val="2500" w:hRule="atLeast"/>
+          <w:trHeight w:val="1900" w:hRule="atLeast"/>
         </w:trPr>
         <w:tc>
           <w:tcPr>
-            <w:tcW w:type="dxa" w:w="3502"/>
-            <w:tcBorders>
-              <w:top w:val="dashed" w:color="B6AB95" w:sz="4"/>
-              <w:left w:val="dashed" w:color="B6AB95" w:sz="4"/>
-              <w:bottom w:val="dashed" w:color="B6AB95" w:sz="4"/>
-              <w:right w:val="dashed" w:color="B6AB95" w:sz="4"/>
-            </w:tcBorders>
-            <w:tcMar>
-              <w:top w:type="dxa" w:w="200"/>
-              <w:left w:type="dxa" w:w="160"/>
-              <w:bottom w:type="dxa" w:w="200"/>
-              <w:right w:type="dxa" w:w="160"/>
-            </w:tcMar>
-            <w:vAlign w:val="center"/>
-          </w:tcPr>
-          <w:p>
-            <w:pPr>
-              <w:spacing w:after="40"/>
-              <w:jc w:val="center"/>
-            </w:pPr>
-            <w:r>
-              <w:rPr>
-                <w:rFonts w:ascii="Calibri" w:cs="Calibri" w:eastAsia="Calibri" w:hAnsi="Calibri"/>
-                <w:color w:val="645D54"/>
-                <w:spacing w:val="20"/>
-                <w:sz w:val="14"/>
-                <w:szCs w:val="14"/>
-              </w:rPr>
-              <w:t xml:space="preserve">THE BONE SPARROW</w:t>
-            </w:r>
-          </w:p>
-          <w:p>
-            <w:pPr>
-              <w:spacing w:after="0"/>
-              <w:jc w:val="center"/>
-            </w:pPr>
-            <w:r>
-              <w:rPr>
-                <w:rFonts w:ascii="Georgia" w:cs="Georgia" w:eastAsia="Georgia" w:hAnsi="Georgia"/>
-                <w:b/>
-                <w:bCs/>
-                <w:color w:val="1D3C34"/>
-                <w:sz w:val="34"/>
-                <w:szCs w:val="34"/>
-              </w:rPr>
-              <w:t xml:space="preserve">Chapters 7–8</w:t>
-            </w:r>
-          </w:p>
-          <w:p>
-            <w:pPr>
-              <w:spacing w:after="0" w:before="60"/>
-              <w:jc w:val="center"/>
-            </w:pPr>
-            <w:r>
-              <w:rPr>
-                <w:rFonts w:ascii="Calibri" w:cs="Calibri" w:eastAsia="Calibri" w:hAnsi="Calibri"/>
-                <w:color w:val="645D54"/>
-                <w:sz w:val="15"/>
-                <w:szCs w:val="15"/>
-              </w:rPr>
-              <w:t xml:space="preserve">find at least 6 quotes</w:t>
-            </w:r>
-          </w:p>
-        </w:tc>
-        <w:tc>
-          <w:tcPr>
-            <w:tcW w:type="dxa" w:w="3502"/>
+            <w:tcW w:type="dxa" w:w="2626"/>
             <w:tcBorders>
               <w:top w:val="dashed" w:color="B6AB95" w:sz="4"/>
               <w:left w:val="dashed" w:color="B6AB95" w:sz="4"/>
@@ -385,7 +386,7 @@
         </w:tc>
         <w:tc>
           <w:tcPr>
-            <w:tcW w:type="dxa" w:w="3502"/>
+            <w:tcW w:type="dxa" w:w="2626"/>
             <w:tcBorders>
               <w:top w:val="dashed" w:color="B6AB95" w:sz="4"/>
               <w:left w:val="dashed" w:color="B6AB95" w:sz="4"/>
@@ -431,6 +432,138 @@
                 <w:szCs w:val="34"/>
               </w:rPr>
               <w:t xml:space="preserve">Chapters 11–12</w:t>
+            </w:r>
+          </w:p>
+          <w:p>
+            <w:pPr>
+              <w:spacing w:after="0" w:before="60"/>
+              <w:jc w:val="center"/>
+            </w:pPr>
+            <w:r>
+              <w:rPr>
+                <w:rFonts w:ascii="Calibri" w:cs="Calibri" w:eastAsia="Calibri" w:hAnsi="Calibri"/>
+                <w:color w:val="645D54"/>
+                <w:sz w:val="15"/>
+                <w:szCs w:val="15"/>
+              </w:rPr>
+              <w:t xml:space="preserve">find at least 6 quotes</w:t>
+            </w:r>
+          </w:p>
+        </w:tc>
+        <w:tc>
+          <w:tcPr>
+            <w:tcW w:type="dxa" w:w="2626"/>
+            <w:tcBorders>
+              <w:top w:val="dashed" w:color="B6AB95" w:sz="4"/>
+              <w:left w:val="dashed" w:color="B6AB95" w:sz="4"/>
+              <w:bottom w:val="dashed" w:color="B6AB95" w:sz="4"/>
+              <w:right w:val="dashed" w:color="B6AB95" w:sz="4"/>
+            </w:tcBorders>
+            <w:tcMar>
+              <w:top w:type="dxa" w:w="200"/>
+              <w:left w:type="dxa" w:w="160"/>
+              <w:bottom w:type="dxa" w:w="200"/>
+              <w:right w:type="dxa" w:w="160"/>
+            </w:tcMar>
+            <w:vAlign w:val="center"/>
+          </w:tcPr>
+          <w:p>
+            <w:pPr>
+              <w:spacing w:after="40"/>
+              <w:jc w:val="center"/>
+            </w:pPr>
+            <w:r>
+              <w:rPr>
+                <w:rFonts w:ascii="Calibri" w:cs="Calibri" w:eastAsia="Calibri" w:hAnsi="Calibri"/>
+                <w:color w:val="645D54"/>
+                <w:spacing w:val="20"/>
+                <w:sz w:val="14"/>
+                <w:szCs w:val="14"/>
+              </w:rPr>
+              <w:t xml:space="preserve">THE BONE SPARROW</w:t>
+            </w:r>
+          </w:p>
+          <w:p>
+            <w:pPr>
+              <w:spacing w:after="0"/>
+              <w:jc w:val="center"/>
+            </w:pPr>
+            <w:r>
+              <w:rPr>
+                <w:rFonts w:ascii="Georgia" w:cs="Georgia" w:eastAsia="Georgia" w:hAnsi="Georgia"/>
+                <w:b/>
+                <w:bCs/>
+                <w:color w:val="1D3C34"/>
+                <w:sz w:val="34"/>
+                <w:szCs w:val="34"/>
+              </w:rPr>
+              <w:t xml:space="preserve">Chapters 13–14</w:t>
+            </w:r>
+          </w:p>
+          <w:p>
+            <w:pPr>
+              <w:spacing w:after="0" w:before="60"/>
+              <w:jc w:val="center"/>
+            </w:pPr>
+            <w:r>
+              <w:rPr>
+                <w:rFonts w:ascii="Calibri" w:cs="Calibri" w:eastAsia="Calibri" w:hAnsi="Calibri"/>
+                <w:color w:val="645D54"/>
+                <w:sz w:val="15"/>
+                <w:szCs w:val="15"/>
+              </w:rPr>
+              <w:t xml:space="preserve">find at least 6 quotes</w:t>
+            </w:r>
+          </w:p>
+        </w:tc>
+        <w:tc>
+          <w:tcPr>
+            <w:tcW w:type="dxa" w:w="2626"/>
+            <w:tcBorders>
+              <w:top w:val="dashed" w:color="B6AB95" w:sz="4"/>
+              <w:left w:val="dashed" w:color="B6AB95" w:sz="4"/>
+              <w:bottom w:val="dashed" w:color="B6AB95" w:sz="4"/>
+              <w:right w:val="dashed" w:color="B6AB95" w:sz="4"/>
+            </w:tcBorders>
+            <w:tcMar>
+              <w:top w:type="dxa" w:w="200"/>
+              <w:left w:type="dxa" w:w="160"/>
+              <w:bottom w:type="dxa" w:w="200"/>
+              <w:right w:type="dxa" w:w="160"/>
+            </w:tcMar>
+            <w:vAlign w:val="center"/>
+          </w:tcPr>
+          <w:p>
+            <w:pPr>
+              <w:spacing w:after="40"/>
+              <w:jc w:val="center"/>
+            </w:pPr>
+            <w:r>
+              <w:rPr>
+                <w:rFonts w:ascii="Calibri" w:cs="Calibri" w:eastAsia="Calibri" w:hAnsi="Calibri"/>
+                <w:color w:val="645D54"/>
+                <w:spacing w:val="20"/>
+                <w:sz w:val="14"/>
+                <w:szCs w:val="14"/>
+              </w:rPr>
+              <w:t xml:space="preserve">THE BONE SPARROW</w:t>
+            </w:r>
+          </w:p>
+          <w:p>
+            <w:pPr>
+              <w:spacing w:after="0"/>
+              <w:jc w:val="center"/>
+            </w:pPr>
+            <w:r>
+              <w:rPr>
+                <w:rFonts w:ascii="Georgia" w:cs="Georgia" w:eastAsia="Georgia" w:hAnsi="Georgia"/>
+                <w:b/>
+                <w:bCs/>
+                <w:color w:val="1D3C34"/>
+                <w:sz w:val="34"/>
+                <w:szCs w:val="34"/>
+              </w:rPr>
+              <w:t xml:space="preserve">Chapters 15–16</w:t>
             </w:r>
           </w:p>
           <w:p>
@@ -452,143 +585,11 @@
       </w:tr>
       <w:tr>
         <w:trPr>
-          <w:trHeight w:val="2500" w:hRule="atLeast"/>
+          <w:trHeight w:val="1900" w:hRule="atLeast"/>
         </w:trPr>
         <w:tc>
           <w:tcPr>
-            <w:tcW w:type="dxa" w:w="3502"/>
-            <w:tcBorders>
-              <w:top w:val="dashed" w:color="B6AB95" w:sz="4"/>
-              <w:left w:val="dashed" w:color="B6AB95" w:sz="4"/>
-              <w:bottom w:val="dashed" w:color="B6AB95" w:sz="4"/>
-              <w:right w:val="dashed" w:color="B6AB95" w:sz="4"/>
-            </w:tcBorders>
-            <w:tcMar>
-              <w:top w:type="dxa" w:w="200"/>
-              <w:left w:type="dxa" w:w="160"/>
-              <w:bottom w:type="dxa" w:w="200"/>
-              <w:right w:type="dxa" w:w="160"/>
-            </w:tcMar>
-            <w:vAlign w:val="center"/>
-          </w:tcPr>
-          <w:p>
-            <w:pPr>
-              <w:spacing w:after="40"/>
-              <w:jc w:val="center"/>
-            </w:pPr>
-            <w:r>
-              <w:rPr>
-                <w:rFonts w:ascii="Calibri" w:cs="Calibri" w:eastAsia="Calibri" w:hAnsi="Calibri"/>
-                <w:color w:val="645D54"/>
-                <w:spacing w:val="20"/>
-                <w:sz w:val="14"/>
-                <w:szCs w:val="14"/>
-              </w:rPr>
-              <w:t xml:space="preserve">THE BONE SPARROW</w:t>
-            </w:r>
-          </w:p>
-          <w:p>
-            <w:pPr>
-              <w:spacing w:after="0"/>
-              <w:jc w:val="center"/>
-            </w:pPr>
-            <w:r>
-              <w:rPr>
-                <w:rFonts w:ascii="Georgia" w:cs="Georgia" w:eastAsia="Georgia" w:hAnsi="Georgia"/>
-                <w:b/>
-                <w:bCs/>
-                <w:color w:val="1D3C34"/>
-                <w:sz w:val="34"/>
-                <w:szCs w:val="34"/>
-              </w:rPr>
-              <w:t xml:space="preserve">Chapters 13–14</w:t>
-            </w:r>
-          </w:p>
-          <w:p>
-            <w:pPr>
-              <w:spacing w:after="0" w:before="60"/>
-              <w:jc w:val="center"/>
-            </w:pPr>
-            <w:r>
-              <w:rPr>
-                <w:rFonts w:ascii="Calibri" w:cs="Calibri" w:eastAsia="Calibri" w:hAnsi="Calibri"/>
-                <w:color w:val="645D54"/>
-                <w:sz w:val="15"/>
-                <w:szCs w:val="15"/>
-              </w:rPr>
-              <w:t xml:space="preserve">find at least 6 quotes</w:t>
-            </w:r>
-          </w:p>
-        </w:tc>
-        <w:tc>
-          <w:tcPr>
-            <w:tcW w:type="dxa" w:w="3502"/>
-            <w:tcBorders>
-              <w:top w:val="dashed" w:color="B6AB95" w:sz="4"/>
-              <w:left w:val="dashed" w:color="B6AB95" w:sz="4"/>
-              <w:bottom w:val="dashed" w:color="B6AB95" w:sz="4"/>
-              <w:right w:val="dashed" w:color="B6AB95" w:sz="4"/>
-            </w:tcBorders>
-            <w:tcMar>
-              <w:top w:type="dxa" w:w="200"/>
-              <w:left w:type="dxa" w:w="160"/>
-              <w:bottom w:type="dxa" w:w="200"/>
-              <w:right w:type="dxa" w:w="160"/>
-            </w:tcMar>
-            <w:vAlign w:val="center"/>
-          </w:tcPr>
-          <w:p>
-            <w:pPr>
-              <w:spacing w:after="40"/>
-              <w:jc w:val="center"/>
-            </w:pPr>
-            <w:r>
-              <w:rPr>
-                <w:rFonts w:ascii="Calibri" w:cs="Calibri" w:eastAsia="Calibri" w:hAnsi="Calibri"/>
-                <w:color w:val="645D54"/>
-                <w:spacing w:val="20"/>
-                <w:sz w:val="14"/>
-                <w:szCs w:val="14"/>
-              </w:rPr>
-              <w:t xml:space="preserve">THE BONE SPARROW</w:t>
-            </w:r>
-          </w:p>
-          <w:p>
-            <w:pPr>
-              <w:spacing w:after="0"/>
-              <w:jc w:val="center"/>
-            </w:pPr>
-            <w:r>
-              <w:rPr>
-                <w:rFonts w:ascii="Georgia" w:cs="Georgia" w:eastAsia="Georgia" w:hAnsi="Georgia"/>
-                <w:b/>
-                <w:bCs/>
-                <w:color w:val="1D3C34"/>
-                <w:sz w:val="34"/>
-                <w:szCs w:val="34"/>
-              </w:rPr>
-              <w:t xml:space="preserve">Chapters 15–16</w:t>
-            </w:r>
-          </w:p>
-          <w:p>
-            <w:pPr>
-              <w:spacing w:after="0" w:before="60"/>
-              <w:jc w:val="center"/>
-            </w:pPr>
-            <w:r>
-              <w:rPr>
-                <w:rFonts w:ascii="Calibri" w:cs="Calibri" w:eastAsia="Calibri" w:hAnsi="Calibri"/>
-                <w:color w:val="645D54"/>
-                <w:sz w:val="15"/>
-                <w:szCs w:val="15"/>
-              </w:rPr>
-              <w:t xml:space="preserve">find at least 6 quotes</w:t>
-            </w:r>
-          </w:p>
-        </w:tc>
-        <w:tc>
-          <w:tcPr>
-            <w:tcW w:type="dxa" w:w="3502"/>
+            <w:tcW w:type="dxa" w:w="2626"/>
             <w:tcBorders>
               <w:top w:val="dashed" w:color="B6AB95" w:sz="4"/>
               <w:left w:val="dashed" w:color="B6AB95" w:sz="4"/>
@@ -634,6 +635,204 @@
                 <w:szCs w:val="34"/>
               </w:rPr>
               <w:t xml:space="preserve">Chapters 17–18</w:t>
+            </w:r>
+          </w:p>
+          <w:p>
+            <w:pPr>
+              <w:spacing w:after="0" w:before="60"/>
+              <w:jc w:val="center"/>
+            </w:pPr>
+            <w:r>
+              <w:rPr>
+                <w:rFonts w:ascii="Calibri" w:cs="Calibri" w:eastAsia="Calibri" w:hAnsi="Calibri"/>
+                <w:color w:val="645D54"/>
+                <w:sz w:val="15"/>
+                <w:szCs w:val="15"/>
+              </w:rPr>
+              <w:t xml:space="preserve">find at least 6 quotes</w:t>
+            </w:r>
+          </w:p>
+        </w:tc>
+        <w:tc>
+          <w:tcPr>
+            <w:tcW w:type="dxa" w:w="2626"/>
+            <w:tcBorders>
+              <w:top w:val="dashed" w:color="B6AB95" w:sz="4"/>
+              <w:left w:val="dashed" w:color="B6AB95" w:sz="4"/>
+              <w:bottom w:val="dashed" w:color="B6AB95" w:sz="4"/>
+              <w:right w:val="dashed" w:color="B6AB95" w:sz="4"/>
+            </w:tcBorders>
+            <w:tcMar>
+              <w:top w:type="dxa" w:w="200"/>
+              <w:left w:type="dxa" w:w="160"/>
+              <w:bottom w:type="dxa" w:w="200"/>
+              <w:right w:type="dxa" w:w="160"/>
+            </w:tcMar>
+            <w:vAlign w:val="center"/>
+          </w:tcPr>
+          <w:p>
+            <w:pPr>
+              <w:spacing w:after="40"/>
+              <w:jc w:val="center"/>
+            </w:pPr>
+            <w:r>
+              <w:rPr>
+                <w:rFonts w:ascii="Calibri" w:cs="Calibri" w:eastAsia="Calibri" w:hAnsi="Calibri"/>
+                <w:color w:val="645D54"/>
+                <w:spacing w:val="20"/>
+                <w:sz w:val="14"/>
+                <w:szCs w:val="14"/>
+              </w:rPr>
+              <w:t xml:space="preserve">THE BONE SPARROW</w:t>
+            </w:r>
+          </w:p>
+          <w:p>
+            <w:pPr>
+              <w:spacing w:after="0"/>
+              <w:jc w:val="center"/>
+            </w:pPr>
+            <w:r>
+              <w:rPr>
+                <w:rFonts w:ascii="Georgia" w:cs="Georgia" w:eastAsia="Georgia" w:hAnsi="Georgia"/>
+                <w:b/>
+                <w:bCs/>
+                <w:color w:val="1D3C34"/>
+                <w:sz w:val="34"/>
+                <w:szCs w:val="34"/>
+              </w:rPr>
+              <w:t xml:space="preserve">Chapters 19–20</w:t>
+            </w:r>
+          </w:p>
+          <w:p>
+            <w:pPr>
+              <w:spacing w:after="0" w:before="60"/>
+              <w:jc w:val="center"/>
+            </w:pPr>
+            <w:r>
+              <w:rPr>
+                <w:rFonts w:ascii="Calibri" w:cs="Calibri" w:eastAsia="Calibri" w:hAnsi="Calibri"/>
+                <w:color w:val="645D54"/>
+                <w:sz w:val="15"/>
+                <w:szCs w:val="15"/>
+              </w:rPr>
+              <w:t xml:space="preserve">find at least 6 quotes</w:t>
+            </w:r>
+          </w:p>
+        </w:tc>
+        <w:tc>
+          <w:tcPr>
+            <w:tcW w:type="dxa" w:w="2626"/>
+            <w:tcBorders>
+              <w:top w:val="dashed" w:color="B6AB95" w:sz="4"/>
+              <w:left w:val="dashed" w:color="B6AB95" w:sz="4"/>
+              <w:bottom w:val="dashed" w:color="B6AB95" w:sz="4"/>
+              <w:right w:val="dashed" w:color="B6AB95" w:sz="4"/>
+            </w:tcBorders>
+            <w:tcMar>
+              <w:top w:type="dxa" w:w="200"/>
+              <w:left w:type="dxa" w:w="160"/>
+              <w:bottom w:type="dxa" w:w="200"/>
+              <w:right w:type="dxa" w:w="160"/>
+            </w:tcMar>
+            <w:vAlign w:val="center"/>
+          </w:tcPr>
+          <w:p>
+            <w:pPr>
+              <w:spacing w:after="40"/>
+              <w:jc w:val="center"/>
+            </w:pPr>
+            <w:r>
+              <w:rPr>
+                <w:rFonts w:ascii="Calibri" w:cs="Calibri" w:eastAsia="Calibri" w:hAnsi="Calibri"/>
+                <w:color w:val="645D54"/>
+                <w:spacing w:val="20"/>
+                <w:sz w:val="14"/>
+                <w:szCs w:val="14"/>
+              </w:rPr>
+              <w:t xml:space="preserve">THE BONE SPARROW</w:t>
+            </w:r>
+          </w:p>
+          <w:p>
+            <w:pPr>
+              <w:spacing w:after="0"/>
+              <w:jc w:val="center"/>
+            </w:pPr>
+            <w:r>
+              <w:rPr>
+                <w:rFonts w:ascii="Georgia" w:cs="Georgia" w:eastAsia="Georgia" w:hAnsi="Georgia"/>
+                <w:b/>
+                <w:bCs/>
+                <w:color w:val="1D3C34"/>
+                <w:sz w:val="34"/>
+                <w:szCs w:val="34"/>
+              </w:rPr>
+              <w:t xml:space="preserve">Chapters 21–22</w:t>
+            </w:r>
+          </w:p>
+          <w:p>
+            <w:pPr>
+              <w:spacing w:after="0" w:before="60"/>
+              <w:jc w:val="center"/>
+            </w:pPr>
+            <w:r>
+              <w:rPr>
+                <w:rFonts w:ascii="Calibri" w:cs="Calibri" w:eastAsia="Calibri" w:hAnsi="Calibri"/>
+                <w:color w:val="645D54"/>
+                <w:sz w:val="15"/>
+                <w:szCs w:val="15"/>
+              </w:rPr>
+              <w:t xml:space="preserve">find at least 6 quotes</w:t>
+            </w:r>
+          </w:p>
+        </w:tc>
+        <w:tc>
+          <w:tcPr>
+            <w:tcW w:type="dxa" w:w="2626"/>
+            <w:tcBorders>
+              <w:top w:val="dashed" w:color="B6AB95" w:sz="4"/>
+              <w:left w:val="dashed" w:color="B6AB95" w:sz="4"/>
+              <w:bottom w:val="dashed" w:color="B6AB95" w:sz="4"/>
+              <w:right w:val="dashed" w:color="B6AB95" w:sz="4"/>
+            </w:tcBorders>
+            <w:tcMar>
+              <w:top w:type="dxa" w:w="200"/>
+              <w:left w:type="dxa" w:w="160"/>
+              <w:bottom w:type="dxa" w:w="200"/>
+              <w:right w:type="dxa" w:w="160"/>
+            </w:tcMar>
+            <w:vAlign w:val="center"/>
+          </w:tcPr>
+          <w:p>
+            <w:pPr>
+              <w:spacing w:after="40"/>
+              <w:jc w:val="center"/>
+            </w:pPr>
+            <w:r>
+              <w:rPr>
+                <w:rFonts w:ascii="Calibri" w:cs="Calibri" w:eastAsia="Calibri" w:hAnsi="Calibri"/>
+                <w:color w:val="645D54"/>
+                <w:spacing w:val="20"/>
+                <w:sz w:val="14"/>
+                <w:szCs w:val="14"/>
+              </w:rPr>
+              <w:t xml:space="preserve">THE BONE SPARROW</w:t>
+            </w:r>
+          </w:p>
+          <w:p>
+            <w:pPr>
+              <w:spacing w:after="0"/>
+              <w:jc w:val="center"/>
+            </w:pPr>
+            <w:r>
+              <w:rPr>
+                <w:rFonts w:ascii="Georgia" w:cs="Georgia" w:eastAsia="Georgia" w:hAnsi="Georgia"/>
+                <w:b/>
+                <w:bCs/>
+                <w:color w:val="1D3C34"/>
+                <w:sz w:val="34"/>
+                <w:szCs w:val="34"/>
+              </w:rPr>
+              <w:t xml:space="preserve">Chapters 23–24</w:t>
             </w:r>
           </w:p>
           <w:p>
@@ -655,188 +854,254 @@
       </w:tr>
       <w:tr>
         <w:trPr>
-          <w:trHeight w:val="2500" w:hRule="atLeast"/>
+          <w:trHeight w:val="1900" w:hRule="atLeast"/>
         </w:trPr>
         <w:tc>
           <w:tcPr>
-            <w:tcW w:type="dxa" w:w="3502"/>
-            <w:tcBorders>
-              <w:top w:val="dashed" w:color="B6AB95" w:sz="4"/>
-              <w:left w:val="dashed" w:color="B6AB95" w:sz="4"/>
-              <w:bottom w:val="dashed" w:color="B6AB95" w:sz="4"/>
-              <w:right w:val="dashed" w:color="B6AB95" w:sz="4"/>
-            </w:tcBorders>
-            <w:tcMar>
-              <w:top w:type="dxa" w:w="200"/>
-              <w:left w:type="dxa" w:w="160"/>
-              <w:bottom w:type="dxa" w:w="200"/>
-              <w:right w:type="dxa" w:w="160"/>
-            </w:tcMar>
-            <w:vAlign w:val="center"/>
-          </w:tcPr>
-          <w:p>
-            <w:pPr>
-              <w:spacing w:after="40"/>
-              <w:jc w:val="center"/>
-            </w:pPr>
-            <w:r>
-              <w:rPr>
-                <w:rFonts w:ascii="Calibri" w:cs="Calibri" w:eastAsia="Calibri" w:hAnsi="Calibri"/>
-                <w:color w:val="645D54"/>
-                <w:spacing w:val="20"/>
-                <w:sz w:val="14"/>
-                <w:szCs w:val="14"/>
-              </w:rPr>
-              <w:t xml:space="preserve">THE BONE SPARROW</w:t>
-            </w:r>
-          </w:p>
-          <w:p>
-            <w:pPr>
-              <w:spacing w:after="0"/>
-              <w:jc w:val="center"/>
-            </w:pPr>
-            <w:r>
-              <w:rPr>
-                <w:rFonts w:ascii="Georgia" w:cs="Georgia" w:eastAsia="Georgia" w:hAnsi="Georgia"/>
-                <w:b/>
-                <w:bCs/>
-                <w:color w:val="1D3C34"/>
-                <w:sz w:val="34"/>
-                <w:szCs w:val="34"/>
-              </w:rPr>
-              <w:t xml:space="preserve">Chapters 19–20</w:t>
-            </w:r>
-          </w:p>
-          <w:p>
-            <w:pPr>
-              <w:spacing w:after="0" w:before="60"/>
-              <w:jc w:val="center"/>
-            </w:pPr>
-            <w:r>
-              <w:rPr>
-                <w:rFonts w:ascii="Calibri" w:cs="Calibri" w:eastAsia="Calibri" w:hAnsi="Calibri"/>
-                <w:color w:val="645D54"/>
-                <w:sz w:val="15"/>
-                <w:szCs w:val="15"/>
-              </w:rPr>
-              <w:t xml:space="preserve">find at least 6 quotes</w:t>
-            </w:r>
-          </w:p>
-        </w:tc>
-        <w:tc>
-          <w:tcPr>
-            <w:tcW w:type="dxa" w:w="3502"/>
-            <w:tcBorders>
-              <w:top w:val="dashed" w:color="B6AB95" w:sz="4"/>
-              <w:left w:val="dashed" w:color="B6AB95" w:sz="4"/>
-              <w:bottom w:val="dashed" w:color="B6AB95" w:sz="4"/>
-              <w:right w:val="dashed" w:color="B6AB95" w:sz="4"/>
-            </w:tcBorders>
-            <w:tcMar>
-              <w:top w:type="dxa" w:w="200"/>
-              <w:left w:type="dxa" w:w="160"/>
-              <w:bottom w:type="dxa" w:w="200"/>
-              <w:right w:type="dxa" w:w="160"/>
-            </w:tcMar>
-            <w:vAlign w:val="center"/>
-          </w:tcPr>
-          <w:p>
-            <w:pPr>
-              <w:spacing w:after="40"/>
-              <w:jc w:val="center"/>
-            </w:pPr>
-            <w:r>
-              <w:rPr>
-                <w:rFonts w:ascii="Calibri" w:cs="Calibri" w:eastAsia="Calibri" w:hAnsi="Calibri"/>
-                <w:color w:val="645D54"/>
-                <w:spacing w:val="20"/>
-                <w:sz w:val="14"/>
-                <w:szCs w:val="14"/>
-              </w:rPr>
-              <w:t xml:space="preserve">THE BONE SPARROW</w:t>
-            </w:r>
-          </w:p>
-          <w:p>
-            <w:pPr>
-              <w:spacing w:after="0"/>
-              <w:jc w:val="center"/>
-            </w:pPr>
-            <w:r>
-              <w:rPr>
-                <w:rFonts w:ascii="Georgia" w:cs="Georgia" w:eastAsia="Georgia" w:hAnsi="Georgia"/>
-                <w:b/>
-                <w:bCs/>
-                <w:color w:val="1D3C34"/>
-                <w:sz w:val="34"/>
-                <w:szCs w:val="34"/>
-              </w:rPr>
-              <w:t xml:space="preserve">Chapters 21–22</w:t>
-            </w:r>
-          </w:p>
-          <w:p>
-            <w:pPr>
-              <w:spacing w:after="0" w:before="60"/>
-              <w:jc w:val="center"/>
-            </w:pPr>
-            <w:r>
-              <w:rPr>
-                <w:rFonts w:ascii="Calibri" w:cs="Calibri" w:eastAsia="Calibri" w:hAnsi="Calibri"/>
-                <w:color w:val="645D54"/>
-                <w:sz w:val="15"/>
-                <w:szCs w:val="15"/>
-              </w:rPr>
-              <w:t xml:space="preserve">find at least 6 quotes</w:t>
-            </w:r>
-          </w:p>
-        </w:tc>
-        <w:tc>
-          <w:tcPr>
-            <w:tcW w:type="dxa" w:w="3502"/>
-            <w:tcBorders>
-              <w:top w:val="dashed" w:color="B6AB95" w:sz="4"/>
-              <w:left w:val="dashed" w:color="B6AB95" w:sz="4"/>
-              <w:bottom w:val="dashed" w:color="B6AB95" w:sz="4"/>
-              <w:right w:val="dashed" w:color="B6AB95" w:sz="4"/>
-            </w:tcBorders>
-            <w:tcMar>
-              <w:top w:type="dxa" w:w="200"/>
-              <w:left w:type="dxa" w:w="160"/>
-              <w:bottom w:type="dxa" w:w="200"/>
-              <w:right w:type="dxa" w:w="160"/>
-            </w:tcMar>
-            <w:vAlign w:val="center"/>
-          </w:tcPr>
-          <w:p>
-            <w:pPr>
-              <w:spacing w:after="40"/>
-              <w:jc w:val="center"/>
-            </w:pPr>
-            <w:r>
-              <w:rPr>
-                <w:rFonts w:ascii="Calibri" w:cs="Calibri" w:eastAsia="Calibri" w:hAnsi="Calibri"/>
-                <w:color w:val="645D54"/>
-                <w:spacing w:val="20"/>
-                <w:sz w:val="14"/>
-                <w:szCs w:val="14"/>
-              </w:rPr>
-              <w:t xml:space="preserve">THE BONE SPARROW</w:t>
-            </w:r>
-          </w:p>
-          <w:p>
-            <w:pPr>
-              <w:spacing w:after="0"/>
-              <w:jc w:val="center"/>
-            </w:pPr>
-            <w:r>
-              <w:rPr>
-                <w:rFonts w:ascii="Georgia" w:cs="Georgia" w:eastAsia="Georgia" w:hAnsi="Georgia"/>
-                <w:b/>
-                <w:bCs/>
-                <w:color w:val="1D3C34"/>
-                <w:sz w:val="34"/>
-                <w:szCs w:val="34"/>
-              </w:rPr>
-              <w:t xml:space="preserve">Chapters 23–24</w:t>
+            <w:tcW w:type="dxa" w:w="2626"/>
+            <w:tcBorders>
+              <w:top w:val="dashed" w:color="B6AB95" w:sz="4"/>
+              <w:left w:val="dashed" w:color="B6AB95" w:sz="4"/>
+              <w:bottom w:val="dashed" w:color="B6AB95" w:sz="4"/>
+              <w:right w:val="dashed" w:color="B6AB95" w:sz="4"/>
+            </w:tcBorders>
+            <w:tcMar>
+              <w:top w:type="dxa" w:w="200"/>
+              <w:left w:type="dxa" w:w="160"/>
+              <w:bottom w:type="dxa" w:w="200"/>
+              <w:right w:type="dxa" w:w="160"/>
+            </w:tcMar>
+            <w:vAlign w:val="center"/>
+          </w:tcPr>
+          <w:p>
+            <w:pPr>
+              <w:spacing w:after="40"/>
+              <w:jc w:val="center"/>
+            </w:pPr>
+            <w:r>
+              <w:rPr>
+                <w:rFonts w:ascii="Calibri" w:cs="Calibri" w:eastAsia="Calibri" w:hAnsi="Calibri"/>
+                <w:color w:val="645D54"/>
+                <w:spacing w:val="20"/>
+                <w:sz w:val="14"/>
+                <w:szCs w:val="14"/>
+              </w:rPr>
+              <w:t xml:space="preserve">THE BONE SPARROW</w:t>
+            </w:r>
+          </w:p>
+          <w:p>
+            <w:pPr>
+              <w:spacing w:after="0"/>
+              <w:jc w:val="center"/>
+            </w:pPr>
+            <w:r>
+              <w:rPr>
+                <w:rFonts w:ascii="Georgia" w:cs="Georgia" w:eastAsia="Georgia" w:hAnsi="Georgia"/>
+                <w:b/>
+                <w:bCs/>
+                <w:color w:val="1D3C34"/>
+                <w:sz w:val="34"/>
+                <w:szCs w:val="34"/>
+              </w:rPr>
+              <w:t xml:space="preserve">Chapters 25–26</w:t>
+            </w:r>
+          </w:p>
+          <w:p>
+            <w:pPr>
+              <w:spacing w:after="0" w:before="60"/>
+              <w:jc w:val="center"/>
+            </w:pPr>
+            <w:r>
+              <w:rPr>
+                <w:rFonts w:ascii="Calibri" w:cs="Calibri" w:eastAsia="Calibri" w:hAnsi="Calibri"/>
+                <w:color w:val="645D54"/>
+                <w:sz w:val="15"/>
+                <w:szCs w:val="15"/>
+              </w:rPr>
+              <w:t xml:space="preserve">find at least 6 quotes</w:t>
+            </w:r>
+          </w:p>
+        </w:tc>
+        <w:tc>
+          <w:tcPr>
+            <w:tcW w:type="dxa" w:w="2626"/>
+            <w:tcBorders>
+              <w:top w:val="dashed" w:color="B6AB95" w:sz="4"/>
+              <w:left w:val="dashed" w:color="B6AB95" w:sz="4"/>
+              <w:bottom w:val="dashed" w:color="B6AB95" w:sz="4"/>
+              <w:right w:val="dashed" w:color="B6AB95" w:sz="4"/>
+            </w:tcBorders>
+            <w:tcMar>
+              <w:top w:type="dxa" w:w="200"/>
+              <w:left w:type="dxa" w:w="160"/>
+              <w:bottom w:type="dxa" w:w="200"/>
+              <w:right w:type="dxa" w:w="160"/>
+            </w:tcMar>
+            <w:vAlign w:val="center"/>
+          </w:tcPr>
+          <w:p>
+            <w:pPr>
+              <w:spacing w:after="40"/>
+              <w:jc w:val="center"/>
+            </w:pPr>
+            <w:r>
+              <w:rPr>
+                <w:rFonts w:ascii="Calibri" w:cs="Calibri" w:eastAsia="Calibri" w:hAnsi="Calibri"/>
+                <w:color w:val="645D54"/>
+                <w:spacing w:val="20"/>
+                <w:sz w:val="14"/>
+                <w:szCs w:val="14"/>
+              </w:rPr>
+              <w:t xml:space="preserve">THE BONE SPARROW</w:t>
+            </w:r>
+          </w:p>
+          <w:p>
+            <w:pPr>
+              <w:spacing w:after="0"/>
+              <w:jc w:val="center"/>
+            </w:pPr>
+            <w:r>
+              <w:rPr>
+                <w:rFonts w:ascii="Georgia" w:cs="Georgia" w:eastAsia="Georgia" w:hAnsi="Georgia"/>
+                <w:b/>
+                <w:bCs/>
+                <w:color w:val="1D3C34"/>
+                <w:sz w:val="34"/>
+                <w:szCs w:val="34"/>
+              </w:rPr>
+              <w:t xml:space="preserve">Chapters 27–28</w:t>
+            </w:r>
+          </w:p>
+          <w:p>
+            <w:pPr>
+              <w:spacing w:after="0" w:before="60"/>
+              <w:jc w:val="center"/>
+            </w:pPr>
+            <w:r>
+              <w:rPr>
+                <w:rFonts w:ascii="Calibri" w:cs="Calibri" w:eastAsia="Calibri" w:hAnsi="Calibri"/>
+                <w:color w:val="645D54"/>
+                <w:sz w:val="15"/>
+                <w:szCs w:val="15"/>
+              </w:rPr>
+              <w:t xml:space="preserve">find at least 6 quotes</w:t>
+            </w:r>
+          </w:p>
+        </w:tc>
+        <w:tc>
+          <w:tcPr>
+            <w:tcW w:type="dxa" w:w="2626"/>
+            <w:tcBorders>
+              <w:top w:val="dashed" w:color="B6AB95" w:sz="4"/>
+              <w:left w:val="dashed" w:color="B6AB95" w:sz="4"/>
+              <w:bottom w:val="dashed" w:color="B6AB95" w:sz="4"/>
+              <w:right w:val="dashed" w:color="B6AB95" w:sz="4"/>
+            </w:tcBorders>
+            <w:tcMar>
+              <w:top w:type="dxa" w:w="200"/>
+              <w:left w:type="dxa" w:w="160"/>
+              <w:bottom w:type="dxa" w:w="200"/>
+              <w:right w:type="dxa" w:w="160"/>
+            </w:tcMar>
+            <w:vAlign w:val="center"/>
+          </w:tcPr>
+          <w:p>
+            <w:pPr>
+              <w:spacing w:after="40"/>
+              <w:jc w:val="center"/>
+            </w:pPr>
+            <w:r>
+              <w:rPr>
+                <w:rFonts w:ascii="Calibri" w:cs="Calibri" w:eastAsia="Calibri" w:hAnsi="Calibri"/>
+                <w:color w:val="645D54"/>
+                <w:spacing w:val="20"/>
+                <w:sz w:val="14"/>
+                <w:szCs w:val="14"/>
+              </w:rPr>
+              <w:t xml:space="preserve">THE BONE SPARROW</w:t>
+            </w:r>
+          </w:p>
+          <w:p>
+            <w:pPr>
+              <w:spacing w:after="0"/>
+              <w:jc w:val="center"/>
+            </w:pPr>
+            <w:r>
+              <w:rPr>
+                <w:rFonts w:ascii="Georgia" w:cs="Georgia" w:eastAsia="Georgia" w:hAnsi="Georgia"/>
+                <w:b/>
+                <w:bCs/>
+                <w:color w:val="1D3C34"/>
+                <w:sz w:val="34"/>
+                <w:szCs w:val="34"/>
+              </w:rPr>
+              <w:t xml:space="preserve">Chapters 29–30</w:t>
+            </w:r>
+          </w:p>
+          <w:p>
+            <w:pPr>
+              <w:spacing w:after="0" w:before="60"/>
+              <w:jc w:val="center"/>
+            </w:pPr>
+            <w:r>
+              <w:rPr>
+                <w:rFonts w:ascii="Calibri" w:cs="Calibri" w:eastAsia="Calibri" w:hAnsi="Calibri"/>
+                <w:color w:val="645D54"/>
+                <w:sz w:val="15"/>
+                <w:szCs w:val="15"/>
+              </w:rPr>
+              <w:t xml:space="preserve">find at least 6 quotes</w:t>
+            </w:r>
+          </w:p>
+        </w:tc>
+        <w:tc>
+          <w:tcPr>
+            <w:tcW w:type="dxa" w:w="2626"/>
+            <w:tcBorders>
+              <w:top w:val="dashed" w:color="B6AB95" w:sz="4"/>
+              <w:left w:val="dashed" w:color="B6AB95" w:sz="4"/>
+              <w:bottom w:val="dashed" w:color="B6AB95" w:sz="4"/>
+              <w:right w:val="dashed" w:color="B6AB95" w:sz="4"/>
+            </w:tcBorders>
+            <w:tcMar>
+              <w:top w:type="dxa" w:w="200"/>
+              <w:left w:type="dxa" w:w="160"/>
+              <w:bottom w:type="dxa" w:w="200"/>
+              <w:right w:type="dxa" w:w="160"/>
+            </w:tcMar>
+            <w:vAlign w:val="center"/>
+          </w:tcPr>
+          <w:p>
+            <w:pPr>
+              <w:spacing w:after="40"/>
+              <w:jc w:val="center"/>
+            </w:pPr>
+            <w:r>
+              <w:rPr>
+                <w:rFonts w:ascii="Calibri" w:cs="Calibri" w:eastAsia="Calibri" w:hAnsi="Calibri"/>
+                <w:color w:val="645D54"/>
+                <w:spacing w:val="20"/>
+                <w:sz w:val="14"/>
+                <w:szCs w:val="14"/>
+              </w:rPr>
+              <w:t xml:space="preserve">THE BONE SPARROW</w:t>
+            </w:r>
+          </w:p>
+          <w:p>
+            <w:pPr>
+              <w:spacing w:after="0"/>
+              <w:jc w:val="center"/>
+            </w:pPr>
+            <w:r>
+              <w:rPr>
+                <w:rFonts w:ascii="Georgia" w:cs="Georgia" w:eastAsia="Georgia" w:hAnsi="Georgia"/>
+                <w:b/>
+                <w:bCs/>
+                <w:color w:val="1D3C34"/>
+                <w:sz w:val="34"/>
+                <w:szCs w:val="34"/>
+              </w:rPr>
+              <w:t xml:space="preserve">Chapters 31–32</w:t>
             </w:r>
           </w:p>
           <w:p>
@@ -858,280 +1123,11 @@
       </w:tr>
       <w:tr>
         <w:trPr>
-          <w:trHeight w:val="2500" w:hRule="atLeast"/>
+          <w:trHeight w:val="1900" w:hRule="atLeast"/>
         </w:trPr>
         <w:tc>
           <w:tcPr>
-            <w:tcW w:type="dxa" w:w="3502"/>
-            <w:tcBorders>
-              <w:top w:val="dashed" w:color="B6AB95" w:sz="4"/>
-              <w:left w:val="dashed" w:color="B6AB95" w:sz="4"/>
-              <w:bottom w:val="dashed" w:color="B6AB95" w:sz="4"/>
-              <w:right w:val="dashed" w:color="B6AB95" w:sz="4"/>
-            </w:tcBorders>
-            <w:tcMar>
-              <w:top w:type="dxa" w:w="200"/>
-              <w:left w:type="dxa" w:w="160"/>
-              <w:bottom w:type="dxa" w:w="200"/>
-              <w:right w:type="dxa" w:w="160"/>
-            </w:tcMar>
-            <w:vAlign w:val="center"/>
-          </w:tcPr>
-          <w:p>
-            <w:pPr>
-              <w:spacing w:after="40"/>
-              <w:jc w:val="center"/>
-            </w:pPr>
-            <w:r>
-              <w:rPr>
-                <w:rFonts w:ascii="Calibri" w:cs="Calibri" w:eastAsia="Calibri" w:hAnsi="Calibri"/>
-                <w:color w:val="645D54"/>
-                <w:spacing w:val="20"/>
-                <w:sz w:val="14"/>
-                <w:szCs w:val="14"/>
-              </w:rPr>
-              <w:t xml:space="preserve">THE BONE SPARROW</w:t>
-            </w:r>
-          </w:p>
-          <w:p>
-            <w:pPr>
-              <w:spacing w:after="0"/>
-              <w:jc w:val="center"/>
-            </w:pPr>
-            <w:r>
-              <w:rPr>
-                <w:rFonts w:ascii="Georgia" w:cs="Georgia" w:eastAsia="Georgia" w:hAnsi="Georgia"/>
-                <w:b/>
-                <w:bCs/>
-                <w:color w:val="1D3C34"/>
-                <w:sz w:val="34"/>
-                <w:szCs w:val="34"/>
-              </w:rPr>
-              <w:t xml:space="preserve">Chapters 25–26</w:t>
-            </w:r>
-          </w:p>
-          <w:p>
-            <w:pPr>
-              <w:spacing w:after="0" w:before="60"/>
-              <w:jc w:val="center"/>
-            </w:pPr>
-            <w:r>
-              <w:rPr>
-                <w:rFonts w:ascii="Calibri" w:cs="Calibri" w:eastAsia="Calibri" w:hAnsi="Calibri"/>
-                <w:color w:val="645D54"/>
-                <w:sz w:val="15"/>
-                <w:szCs w:val="15"/>
-              </w:rPr>
-              <w:t xml:space="preserve">find at least 6 quotes</w:t>
-            </w:r>
-          </w:p>
-        </w:tc>
-        <w:tc>
-          <w:tcPr>
-            <w:tcW w:type="dxa" w:w="3502"/>
-            <w:tcBorders>
-              <w:top w:val="dashed" w:color="B6AB95" w:sz="4"/>
-              <w:left w:val="dashed" w:color="B6AB95" w:sz="4"/>
-              <w:bottom w:val="dashed" w:color="B6AB95" w:sz="4"/>
-              <w:right w:val="dashed" w:color="B6AB95" w:sz="4"/>
-            </w:tcBorders>
-            <w:tcMar>
-              <w:top w:type="dxa" w:w="200"/>
-              <w:left w:type="dxa" w:w="160"/>
-              <w:bottom w:type="dxa" w:w="200"/>
-              <w:right w:type="dxa" w:w="160"/>
-            </w:tcMar>
-            <w:vAlign w:val="center"/>
-          </w:tcPr>
-          <w:p>
-            <w:pPr>
-              <w:spacing w:after="40"/>
-              <w:jc w:val="center"/>
-            </w:pPr>
-            <w:r>
-              <w:rPr>
-                <w:rFonts w:ascii="Calibri" w:cs="Calibri" w:eastAsia="Calibri" w:hAnsi="Calibri"/>
-                <w:color w:val="645D54"/>
-                <w:spacing w:val="20"/>
-                <w:sz w:val="14"/>
-                <w:szCs w:val="14"/>
-              </w:rPr>
-              <w:t xml:space="preserve">THE BONE SPARROW</w:t>
-            </w:r>
-          </w:p>
-          <w:p>
-            <w:pPr>
-              <w:spacing w:after="0"/>
-              <w:jc w:val="center"/>
-            </w:pPr>
-            <w:r>
-              <w:rPr>
-                <w:rFonts w:ascii="Georgia" w:cs="Georgia" w:eastAsia="Georgia" w:hAnsi="Georgia"/>
-                <w:b/>
-                <w:bCs/>
-                <w:color w:val="1D3C34"/>
-                <w:sz w:val="34"/>
-                <w:szCs w:val="34"/>
-              </w:rPr>
-              <w:t xml:space="preserve">Chapters 27–28</w:t>
-            </w:r>
-          </w:p>
-          <w:p>
-            <w:pPr>
-              <w:spacing w:after="0" w:before="60"/>
-              <w:jc w:val="center"/>
-            </w:pPr>
-            <w:r>
-              <w:rPr>
-                <w:rFonts w:ascii="Calibri" w:cs="Calibri" w:eastAsia="Calibri" w:hAnsi="Calibri"/>
-                <w:color w:val="645D54"/>
-                <w:sz w:val="15"/>
-                <w:szCs w:val="15"/>
-              </w:rPr>
-              <w:t xml:space="preserve">find at least 6 quotes</w:t>
-            </w:r>
-          </w:p>
-        </w:tc>
-        <w:tc>
-          <w:tcPr>
-            <w:tcW w:type="dxa" w:w="3502"/>
-            <w:tcBorders>
-              <w:top w:val="dashed" w:color="B6AB95" w:sz="4"/>
-              <w:left w:val="dashed" w:color="B6AB95" w:sz="4"/>
-              <w:bottom w:val="dashed" w:color="B6AB95" w:sz="4"/>
-              <w:right w:val="dashed" w:color="B6AB95" w:sz="4"/>
-            </w:tcBorders>
-            <w:tcMar>
-              <w:top w:type="dxa" w:w="200"/>
-              <w:left w:type="dxa" w:w="160"/>
-              <w:bottom w:type="dxa" w:w="200"/>
-              <w:right w:type="dxa" w:w="160"/>
-            </w:tcMar>
-            <w:vAlign w:val="center"/>
-          </w:tcPr>
-          <w:p>
-            <w:pPr>
-              <w:spacing w:after="40"/>
-              <w:jc w:val="center"/>
-            </w:pPr>
-            <w:r>
-              <w:rPr>
-                <w:rFonts w:ascii="Calibri" w:cs="Calibri" w:eastAsia="Calibri" w:hAnsi="Calibri"/>
-                <w:color w:val="645D54"/>
-                <w:spacing w:val="20"/>
-                <w:sz w:val="14"/>
-                <w:szCs w:val="14"/>
-              </w:rPr>
-              <w:t xml:space="preserve">THE BONE SPARROW</w:t>
-            </w:r>
-          </w:p>
-          <w:p>
-            <w:pPr>
-              <w:spacing w:after="0"/>
-              <w:jc w:val="center"/>
-            </w:pPr>
-            <w:r>
-              <w:rPr>
-                <w:rFonts w:ascii="Georgia" w:cs="Georgia" w:eastAsia="Georgia" w:hAnsi="Georgia"/>
-                <w:b/>
-                <w:bCs/>
-                <w:color w:val="1D3C34"/>
-                <w:sz w:val="34"/>
-                <w:szCs w:val="34"/>
-              </w:rPr>
-              <w:t xml:space="preserve">Chapters 29–30</w:t>
-            </w:r>
-          </w:p>
-          <w:p>
-            <w:pPr>
-              <w:spacing w:after="0" w:before="60"/>
-              <w:jc w:val="center"/>
-            </w:pPr>
-            <w:r>
-              <w:rPr>
-                <w:rFonts w:ascii="Calibri" w:cs="Calibri" w:eastAsia="Calibri" w:hAnsi="Calibri"/>
-                <w:color w:val="645D54"/>
-                <w:sz w:val="15"/>
-                <w:szCs w:val="15"/>
-              </w:rPr>
-              <w:t xml:space="preserve">find at least 6 quotes</w:t>
-            </w:r>
-          </w:p>
-        </w:tc>
-      </w:tr>
-      <w:tr>
-        <w:trPr>
-          <w:trHeight w:val="2500" w:hRule="atLeast"/>
-        </w:trPr>
-        <w:tc>
-          <w:tcPr>
-            <w:tcW w:type="dxa" w:w="3502"/>
-            <w:tcBorders>
-              <w:top w:val="dashed" w:color="B6AB95" w:sz="4"/>
-              <w:left w:val="dashed" w:color="B6AB95" w:sz="4"/>
-              <w:bottom w:val="dashed" w:color="B6AB95" w:sz="4"/>
-              <w:right w:val="dashed" w:color="B6AB95" w:sz="4"/>
-            </w:tcBorders>
-            <w:tcMar>
-              <w:top w:type="dxa" w:w="200"/>
-              <w:left w:type="dxa" w:w="160"/>
-              <w:bottom w:type="dxa" w:w="200"/>
-              <w:right w:type="dxa" w:w="160"/>
-            </w:tcMar>
-            <w:vAlign w:val="center"/>
-          </w:tcPr>
-          <w:p>
-            <w:pPr>
-              <w:spacing w:after="40"/>
-              <w:jc w:val="center"/>
-            </w:pPr>
-            <w:r>
-              <w:rPr>
-                <w:rFonts w:ascii="Calibri" w:cs="Calibri" w:eastAsia="Calibri" w:hAnsi="Calibri"/>
-                <w:color w:val="645D54"/>
-                <w:spacing w:val="20"/>
-                <w:sz w:val="14"/>
-                <w:szCs w:val="14"/>
-              </w:rPr>
-              <w:t xml:space="preserve">THE BONE SPARROW</w:t>
-            </w:r>
-          </w:p>
-          <w:p>
-            <w:pPr>
-              <w:spacing w:after="0"/>
-              <w:jc w:val="center"/>
-            </w:pPr>
-            <w:r>
-              <w:rPr>
-                <w:rFonts w:ascii="Georgia" w:cs="Georgia" w:eastAsia="Georgia" w:hAnsi="Georgia"/>
-                <w:b/>
-                <w:bCs/>
-                <w:color w:val="1D3C34"/>
-                <w:sz w:val="34"/>
-                <w:szCs w:val="34"/>
-              </w:rPr>
-              <w:t xml:space="preserve">Chapters 31–32</w:t>
-            </w:r>
-          </w:p>
-          <w:p>
-            <w:pPr>
-              <w:spacing w:after="0" w:before="60"/>
-              <w:jc w:val="center"/>
-            </w:pPr>
-            <w:r>
-              <w:rPr>
-                <w:rFonts w:ascii="Calibri" w:cs="Calibri" w:eastAsia="Calibri" w:hAnsi="Calibri"/>
-                <w:color w:val="645D54"/>
-                <w:sz w:val="15"/>
-                <w:szCs w:val="15"/>
-              </w:rPr>
-              <w:t xml:space="preserve">find at least 6 quotes</w:t>
-            </w:r>
-          </w:p>
-        </w:tc>
-        <w:tc>
-          <w:tcPr>
-            <w:tcW w:type="dxa" w:w="3502"/>
+            <w:tcW w:type="dxa" w:w="2626"/>
             <w:tcBorders>
               <w:top w:val="dashed" w:color="B6AB95" w:sz="4"/>
               <w:left w:val="dashed" w:color="B6AB95" w:sz="4"/>
@@ -1197,7 +1193,7 @@
         </w:tc>
         <w:tc>
           <w:tcPr>
-            <w:tcW w:type="dxa" w:w="3502"/>
+            <w:tcW w:type="dxa" w:w="2626"/>
             <w:tcBorders>
               <w:top w:val="dashed" w:color="B6AB95" w:sz="4"/>
               <w:left w:val="dashed" w:color="B6AB95" w:sz="4"/>
@@ -1261,14 +1257,9 @@
             </w:r>
           </w:p>
         </w:tc>
-      </w:tr>
-      <w:tr>
-        <w:trPr>
-          <w:trHeight w:val="2500" w:hRule="atLeast"/>
-        </w:trPr>
-        <w:tc>
-          <w:tcPr>
-            <w:tcW w:type="dxa" w:w="3502"/>
+        <w:tc>
+          <w:tcPr>
+            <w:tcW w:type="dxa" w:w="2626"/>
             <w:tcBorders>
               <w:top w:val="dashed" w:color="B6AB95" w:sz="4"/>
               <w:left w:val="dashed" w:color="B6AB95" w:sz="4"/>
@@ -1334,19 +1325,7 @@
         </w:tc>
         <w:tc>
           <w:tcPr>
-            <w:tcW w:type="dxa" w:w="3502"/>
-            <w:tcBorders>
-              <w:top w:val="dashed" w:color="B6AB95" w:sz="4"/>
-              <w:left w:val="dashed" w:color="B6AB95" w:sz="4"/>
-              <w:bottom w:val="dashed" w:color="B6AB95" w:sz="4"/>
-              <w:right w:val="dashed" w:color="B6AB95" w:sz="4"/>
-            </w:tcBorders>
-          </w:tcPr>
-          <w:p/>
-        </w:tc>
-        <w:tc>
-          <w:tcPr>
-            <w:tcW w:type="dxa" w:w="3502"/>
+            <w:tcW w:type="dxa" w:w="2626"/>
             <w:tcBorders>
               <w:top w:val="dashed" w:color="B6AB95" w:sz="4"/>
               <w:left w:val="dashed" w:color="B6AB95" w:sz="4"/>
@@ -1360,7 +1339,8 @@
     </w:tbl>
     <w:p>
       <w:pPr>
-        <w:spacing w:after="60" w:before="200"/>
+        <w:pageBreakBefore/>
+        <w:spacing w:after="60" w:before="0"/>
       </w:pPr>
       <w:r>
         <w:rPr>
@@ -1396,17 +1376,18 @@
         </w:tblBorders>
       </w:tblPr>
       <w:tblGrid>
-        <w:gridCol w:w="3502"/>
-        <w:gridCol w:w="3502"/>
-        <w:gridCol w:w="3502"/>
+        <w:gridCol w:w="2626"/>
+        <w:gridCol w:w="2626"/>
+        <w:gridCol w:w="2626"/>
+        <w:gridCol w:w="2626"/>
       </w:tblGrid>
       <w:tr>
         <w:trPr>
-          <w:trHeight w:val="2500" w:hRule="atLeast"/>
+          <w:trHeight w:val="1900" w:hRule="atLeast"/>
         </w:trPr>
         <w:tc>
           <w:tcPr>
-            <w:tcW w:type="dxa" w:w="3502"/>
+            <w:tcW w:type="dxa" w:w="2626"/>
             <w:tcBorders>
               <w:top w:val="dashed" w:color="B6AB95" w:sz="4"/>
               <w:left w:val="dashed" w:color="B6AB95" w:sz="4"/>
@@ -1472,7 +1453,7 @@
         </w:tc>
         <w:tc>
           <w:tcPr>
-            <w:tcW w:type="dxa" w:w="3502"/>
+            <w:tcW w:type="dxa" w:w="2626"/>
             <w:tcBorders>
               <w:top w:val="dashed" w:color="B6AB95" w:sz="4"/>
               <w:left w:val="dashed" w:color="B6AB95" w:sz="4"/>
@@ -1538,7 +1519,7 @@
         </w:tc>
         <w:tc>
           <w:tcPr>
-            <w:tcW w:type="dxa" w:w="3502"/>
+            <w:tcW w:type="dxa" w:w="2626"/>
             <w:tcBorders>
               <w:top w:val="dashed" w:color="B6AB95" w:sz="4"/>
               <w:left w:val="dashed" w:color="B6AB95" w:sz="4"/>
@@ -1584,6 +1565,72 @@
                 <w:szCs w:val="34"/>
               </w:rPr>
               <w:t xml:space="preserve">Chapters 5–6</w:t>
+            </w:r>
+          </w:p>
+          <w:p>
+            <w:pPr>
+              <w:spacing w:after="0" w:before="60"/>
+              <w:jc w:val="center"/>
+            </w:pPr>
+            <w:r>
+              <w:rPr>
+                <w:rFonts w:ascii="Calibri" w:cs="Calibri" w:eastAsia="Calibri" w:hAnsi="Calibri"/>
+                <w:color w:val="645D54"/>
+                <w:sz w:val="15"/>
+                <w:szCs w:val="15"/>
+              </w:rPr>
+              <w:t xml:space="preserve">find at least 6 quotes</w:t>
+            </w:r>
+          </w:p>
+        </w:tc>
+        <w:tc>
+          <w:tcPr>
+            <w:tcW w:type="dxa" w:w="2626"/>
+            <w:tcBorders>
+              <w:top w:val="dashed" w:color="B6AB95" w:sz="4"/>
+              <w:left w:val="dashed" w:color="B6AB95" w:sz="4"/>
+              <w:bottom w:val="dashed" w:color="B6AB95" w:sz="4"/>
+              <w:right w:val="dashed" w:color="B6AB95" w:sz="4"/>
+            </w:tcBorders>
+            <w:tcMar>
+              <w:top w:type="dxa" w:w="200"/>
+              <w:left w:type="dxa" w:w="160"/>
+              <w:bottom w:type="dxa" w:w="200"/>
+              <w:right w:type="dxa" w:w="160"/>
+            </w:tcMar>
+            <w:vAlign w:val="center"/>
+          </w:tcPr>
+          <w:p>
+            <w:pPr>
+              <w:spacing w:after="40"/>
+              <w:jc w:val="center"/>
+            </w:pPr>
+            <w:r>
+              <w:rPr>
+                <w:rFonts w:ascii="Calibri" w:cs="Calibri" w:eastAsia="Calibri" w:hAnsi="Calibri"/>
+                <w:color w:val="645D54"/>
+                <w:spacing w:val="20"/>
+                <w:sz w:val="14"/>
+                <w:szCs w:val="14"/>
+              </w:rPr>
+              <w:t xml:space="preserve">THE BONE SPARROW</w:t>
+            </w:r>
+          </w:p>
+          <w:p>
+            <w:pPr>
+              <w:spacing w:after="0"/>
+              <w:jc w:val="center"/>
+            </w:pPr>
+            <w:r>
+              <w:rPr>
+                <w:rFonts w:ascii="Georgia" w:cs="Georgia" w:eastAsia="Georgia" w:hAnsi="Georgia"/>
+                <w:b/>
+                <w:bCs/>
+                <w:color w:val="1D3C34"/>
+                <w:sz w:val="34"/>
+                <w:szCs w:val="34"/>
+              </w:rPr>
+              <w:t xml:space="preserve">Chapters 7–8</w:t>
             </w:r>
           </w:p>
           <w:p>
@@ -1605,77 +1652,11 @@
       </w:tr>
       <w:tr>
         <w:trPr>
-          <w:trHeight w:val="2500" w:hRule="atLeast"/>
+          <w:trHeight w:val="1900" w:hRule="atLeast"/>
         </w:trPr>
         <w:tc>
           <w:tcPr>
-            <w:tcW w:type="dxa" w:w="3502"/>
-            <w:tcBorders>
-              <w:top w:val="dashed" w:color="B6AB95" w:sz="4"/>
-              <w:left w:val="dashed" w:color="B6AB95" w:sz="4"/>
-              <w:bottom w:val="dashed" w:color="B6AB95" w:sz="4"/>
-              <w:right w:val="dashed" w:color="B6AB95" w:sz="4"/>
-            </w:tcBorders>
-            <w:tcMar>
-              <w:top w:type="dxa" w:w="200"/>
-              <w:left w:type="dxa" w:w="160"/>
-              <w:bottom w:type="dxa" w:w="200"/>
-              <w:right w:type="dxa" w:w="160"/>
-            </w:tcMar>
-            <w:vAlign w:val="center"/>
-          </w:tcPr>
-          <w:p>
-            <w:pPr>
-              <w:spacing w:after="40"/>
-              <w:jc w:val="center"/>
-            </w:pPr>
-            <w:r>
-              <w:rPr>
-                <w:rFonts w:ascii="Calibri" w:cs="Calibri" w:eastAsia="Calibri" w:hAnsi="Calibri"/>
-                <w:color w:val="645D54"/>
-                <w:spacing w:val="20"/>
-                <w:sz w:val="14"/>
-                <w:szCs w:val="14"/>
-              </w:rPr>
-              <w:t xml:space="preserve">THE BONE SPARROW</w:t>
-            </w:r>
-          </w:p>
-          <w:p>
-            <w:pPr>
-              <w:spacing w:after="0"/>
-              <w:jc w:val="center"/>
-            </w:pPr>
-            <w:r>
-              <w:rPr>
-                <w:rFonts w:ascii="Georgia" w:cs="Georgia" w:eastAsia="Georgia" w:hAnsi="Georgia"/>
-                <w:b/>
-                <w:bCs/>
-                <w:color w:val="1D3C34"/>
-                <w:sz w:val="34"/>
-                <w:szCs w:val="34"/>
-              </w:rPr>
-              <w:t xml:space="preserve">Chapters 7–8</w:t>
-            </w:r>
-          </w:p>
-          <w:p>
-            <w:pPr>
-              <w:spacing w:after="0" w:before="60"/>
-              <w:jc w:val="center"/>
-            </w:pPr>
-            <w:r>
-              <w:rPr>
-                <w:rFonts w:ascii="Calibri" w:cs="Calibri" w:eastAsia="Calibri" w:hAnsi="Calibri"/>
-                <w:color w:val="645D54"/>
-                <w:sz w:val="15"/>
-                <w:szCs w:val="15"/>
-              </w:rPr>
-              <w:t xml:space="preserve">find at least 6 quotes</w:t>
-            </w:r>
-          </w:p>
-        </w:tc>
-        <w:tc>
-          <w:tcPr>
-            <w:tcW w:type="dxa" w:w="3502"/>
+            <w:tcW w:type="dxa" w:w="2626"/>
             <w:tcBorders>
               <w:top w:val="dashed" w:color="B6AB95" w:sz="4"/>
               <w:left w:val="dashed" w:color="B6AB95" w:sz="4"/>
@@ -1741,7 +1722,7 @@
         </w:tc>
         <w:tc>
           <w:tcPr>
-            <w:tcW w:type="dxa" w:w="3502"/>
+            <w:tcW w:type="dxa" w:w="2626"/>
             <w:tcBorders>
               <w:top w:val="dashed" w:color="B6AB95" w:sz="4"/>
               <w:left w:val="dashed" w:color="B6AB95" w:sz="4"/>
@@ -1787,6 +1768,138 @@
                 <w:szCs w:val="34"/>
               </w:rPr>
               <w:t xml:space="preserve">Chapters 11–12</w:t>
+            </w:r>
+          </w:p>
+          <w:p>
+            <w:pPr>
+              <w:spacing w:after="0" w:before="60"/>
+              <w:jc w:val="center"/>
+            </w:pPr>
+            <w:r>
+              <w:rPr>
+                <w:rFonts w:ascii="Calibri" w:cs="Calibri" w:eastAsia="Calibri" w:hAnsi="Calibri"/>
+                <w:color w:val="645D54"/>
+                <w:sz w:val="15"/>
+                <w:szCs w:val="15"/>
+              </w:rPr>
+              <w:t xml:space="preserve">find at least 6 quotes</w:t>
+            </w:r>
+          </w:p>
+        </w:tc>
+        <w:tc>
+          <w:tcPr>
+            <w:tcW w:type="dxa" w:w="2626"/>
+            <w:tcBorders>
+              <w:top w:val="dashed" w:color="B6AB95" w:sz="4"/>
+              <w:left w:val="dashed" w:color="B6AB95" w:sz="4"/>
+              <w:bottom w:val="dashed" w:color="B6AB95" w:sz="4"/>
+              <w:right w:val="dashed" w:color="B6AB95" w:sz="4"/>
+            </w:tcBorders>
+            <w:tcMar>
+              <w:top w:type="dxa" w:w="200"/>
+              <w:left w:type="dxa" w:w="160"/>
+              <w:bottom w:type="dxa" w:w="200"/>
+              <w:right w:type="dxa" w:w="160"/>
+            </w:tcMar>
+            <w:vAlign w:val="center"/>
+          </w:tcPr>
+          <w:p>
+            <w:pPr>
+              <w:spacing w:after="40"/>
+              <w:jc w:val="center"/>
+            </w:pPr>
+            <w:r>
+              <w:rPr>
+                <w:rFonts w:ascii="Calibri" w:cs="Calibri" w:eastAsia="Calibri" w:hAnsi="Calibri"/>
+                <w:color w:val="645D54"/>
+                <w:spacing w:val="20"/>
+                <w:sz w:val="14"/>
+                <w:szCs w:val="14"/>
+              </w:rPr>
+              <w:t xml:space="preserve">THE BONE SPARROW</w:t>
+            </w:r>
+          </w:p>
+          <w:p>
+            <w:pPr>
+              <w:spacing w:after="0"/>
+              <w:jc w:val="center"/>
+            </w:pPr>
+            <w:r>
+              <w:rPr>
+                <w:rFonts w:ascii="Georgia" w:cs="Georgia" w:eastAsia="Georgia" w:hAnsi="Georgia"/>
+                <w:b/>
+                <w:bCs/>
+                <w:color w:val="1D3C34"/>
+                <w:sz w:val="34"/>
+                <w:szCs w:val="34"/>
+              </w:rPr>
+              <w:t xml:space="preserve">Chapters 13–14</w:t>
+            </w:r>
+          </w:p>
+          <w:p>
+            <w:pPr>
+              <w:spacing w:after="0" w:before="60"/>
+              <w:jc w:val="center"/>
+            </w:pPr>
+            <w:r>
+              <w:rPr>
+                <w:rFonts w:ascii="Calibri" w:cs="Calibri" w:eastAsia="Calibri" w:hAnsi="Calibri"/>
+                <w:color w:val="645D54"/>
+                <w:sz w:val="15"/>
+                <w:szCs w:val="15"/>
+              </w:rPr>
+              <w:t xml:space="preserve">find at least 6 quotes</w:t>
+            </w:r>
+          </w:p>
+        </w:tc>
+        <w:tc>
+          <w:tcPr>
+            <w:tcW w:type="dxa" w:w="2626"/>
+            <w:tcBorders>
+              <w:top w:val="dashed" w:color="B6AB95" w:sz="4"/>
+              <w:left w:val="dashed" w:color="B6AB95" w:sz="4"/>
+              <w:bottom w:val="dashed" w:color="B6AB95" w:sz="4"/>
+              <w:right w:val="dashed" w:color="B6AB95" w:sz="4"/>
+            </w:tcBorders>
+            <w:tcMar>
+              <w:top w:type="dxa" w:w="200"/>
+              <w:left w:type="dxa" w:w="160"/>
+              <w:bottom w:type="dxa" w:w="200"/>
+              <w:right w:type="dxa" w:w="160"/>
+            </w:tcMar>
+            <w:vAlign w:val="center"/>
+          </w:tcPr>
+          <w:p>
+            <w:pPr>
+              <w:spacing w:after="40"/>
+              <w:jc w:val="center"/>
+            </w:pPr>
+            <w:r>
+              <w:rPr>
+                <w:rFonts w:ascii="Calibri" w:cs="Calibri" w:eastAsia="Calibri" w:hAnsi="Calibri"/>
+                <w:color w:val="645D54"/>
+                <w:spacing w:val="20"/>
+                <w:sz w:val="14"/>
+                <w:szCs w:val="14"/>
+              </w:rPr>
+              <w:t xml:space="preserve">THE BONE SPARROW</w:t>
+            </w:r>
+          </w:p>
+          <w:p>
+            <w:pPr>
+              <w:spacing w:after="0"/>
+              <w:jc w:val="center"/>
+            </w:pPr>
+            <w:r>
+              <w:rPr>
+                <w:rFonts w:ascii="Georgia" w:cs="Georgia" w:eastAsia="Georgia" w:hAnsi="Georgia"/>
+                <w:b/>
+                <w:bCs/>
+                <w:color w:val="1D3C34"/>
+                <w:sz w:val="34"/>
+                <w:szCs w:val="34"/>
+              </w:rPr>
+              <w:t xml:space="preserve">Chapters 15–16</w:t>
             </w:r>
           </w:p>
           <w:p>
@@ -1808,143 +1921,11 @@
       </w:tr>
       <w:tr>
         <w:trPr>
-          <w:trHeight w:val="2500" w:hRule="atLeast"/>
+          <w:trHeight w:val="1900" w:hRule="atLeast"/>
         </w:trPr>
         <w:tc>
           <w:tcPr>
-            <w:tcW w:type="dxa" w:w="3502"/>
-            <w:tcBorders>
-              <w:top w:val="dashed" w:color="B6AB95" w:sz="4"/>
-              <w:left w:val="dashed" w:color="B6AB95" w:sz="4"/>
-              <w:bottom w:val="dashed" w:color="B6AB95" w:sz="4"/>
-              <w:right w:val="dashed" w:color="B6AB95" w:sz="4"/>
-            </w:tcBorders>
-            <w:tcMar>
-              <w:top w:type="dxa" w:w="200"/>
-              <w:left w:type="dxa" w:w="160"/>
-              <w:bottom w:type="dxa" w:w="200"/>
-              <w:right w:type="dxa" w:w="160"/>
-            </w:tcMar>
-            <w:vAlign w:val="center"/>
-          </w:tcPr>
-          <w:p>
-            <w:pPr>
-              <w:spacing w:after="40"/>
-              <w:jc w:val="center"/>
-            </w:pPr>
-            <w:r>
-              <w:rPr>
-                <w:rFonts w:ascii="Calibri" w:cs="Calibri" w:eastAsia="Calibri" w:hAnsi="Calibri"/>
-                <w:color w:val="645D54"/>
-                <w:spacing w:val="20"/>
-                <w:sz w:val="14"/>
-                <w:szCs w:val="14"/>
-              </w:rPr>
-              <w:t xml:space="preserve">THE BONE SPARROW</w:t>
-            </w:r>
-          </w:p>
-          <w:p>
-            <w:pPr>
-              <w:spacing w:after="0"/>
-              <w:jc w:val="center"/>
-            </w:pPr>
-            <w:r>
-              <w:rPr>
-                <w:rFonts w:ascii="Georgia" w:cs="Georgia" w:eastAsia="Georgia" w:hAnsi="Georgia"/>
-                <w:b/>
-                <w:bCs/>
-                <w:color w:val="1D3C34"/>
-                <w:sz w:val="34"/>
-                <w:szCs w:val="34"/>
-              </w:rPr>
-              <w:t xml:space="preserve">Chapters 13–14</w:t>
-            </w:r>
-          </w:p>
-          <w:p>
-            <w:pPr>
-              <w:spacing w:after="0" w:before="60"/>
-              <w:jc w:val="center"/>
-            </w:pPr>
-            <w:r>
-              <w:rPr>
-                <w:rFonts w:ascii="Calibri" w:cs="Calibri" w:eastAsia="Calibri" w:hAnsi="Calibri"/>
-                <w:color w:val="645D54"/>
-                <w:sz w:val="15"/>
-                <w:szCs w:val="15"/>
-              </w:rPr>
-              <w:t xml:space="preserve">find at least 6 quotes</w:t>
-            </w:r>
-          </w:p>
-        </w:tc>
-        <w:tc>
-          <w:tcPr>
-            <w:tcW w:type="dxa" w:w="3502"/>
-            <w:tcBorders>
-              <w:top w:val="dashed" w:color="B6AB95" w:sz="4"/>
-              <w:left w:val="dashed" w:color="B6AB95" w:sz="4"/>
-              <w:bottom w:val="dashed" w:color="B6AB95" w:sz="4"/>
-              <w:right w:val="dashed" w:color="B6AB95" w:sz="4"/>
-            </w:tcBorders>
-            <w:tcMar>
-              <w:top w:type="dxa" w:w="200"/>
-              <w:left w:type="dxa" w:w="160"/>
-              <w:bottom w:type="dxa" w:w="200"/>
-              <w:right w:type="dxa" w:w="160"/>
-            </w:tcMar>
-            <w:vAlign w:val="center"/>
-          </w:tcPr>
-          <w:p>
-            <w:pPr>
-              <w:spacing w:after="40"/>
-              <w:jc w:val="center"/>
-            </w:pPr>
-            <w:r>
-              <w:rPr>
-                <w:rFonts w:ascii="Calibri" w:cs="Calibri" w:eastAsia="Calibri" w:hAnsi="Calibri"/>
-                <w:color w:val="645D54"/>
-                <w:spacing w:val="20"/>
-                <w:sz w:val="14"/>
-                <w:szCs w:val="14"/>
-              </w:rPr>
-              <w:t xml:space="preserve">THE BONE SPARROW</w:t>
-            </w:r>
-          </w:p>
-          <w:p>
-            <w:pPr>
-              <w:spacing w:after="0"/>
-              <w:jc w:val="center"/>
-            </w:pPr>
-            <w:r>
-              <w:rPr>
-                <w:rFonts w:ascii="Georgia" w:cs="Georgia" w:eastAsia="Georgia" w:hAnsi="Georgia"/>
-                <w:b/>
-                <w:bCs/>
-                <w:color w:val="1D3C34"/>
-                <w:sz w:val="34"/>
-                <w:szCs w:val="34"/>
-              </w:rPr>
-              <w:t xml:space="preserve">Chapters 15–16</w:t>
-            </w:r>
-          </w:p>
-          <w:p>
-            <w:pPr>
-              <w:spacing w:after="0" w:before="60"/>
-              <w:jc w:val="center"/>
-            </w:pPr>
-            <w:r>
-              <w:rPr>
-                <w:rFonts w:ascii="Calibri" w:cs="Calibri" w:eastAsia="Calibri" w:hAnsi="Calibri"/>
-                <w:color w:val="645D54"/>
-                <w:sz w:val="15"/>
-                <w:szCs w:val="15"/>
-              </w:rPr>
-              <w:t xml:space="preserve">find at least 6 quotes</w:t>
-            </w:r>
-          </w:p>
-        </w:tc>
-        <w:tc>
-          <w:tcPr>
-            <w:tcW w:type="dxa" w:w="3502"/>
+            <w:tcW w:type="dxa" w:w="2626"/>
             <w:tcBorders>
               <w:top w:val="dashed" w:color="B6AB95" w:sz="4"/>
               <w:left w:val="dashed" w:color="B6AB95" w:sz="4"/>
@@ -1990,6 +1971,204 @@
                 <w:szCs w:val="34"/>
               </w:rPr>
               <w:t xml:space="preserve">Chapters 17–18</w:t>
+            </w:r>
+          </w:p>
+          <w:p>
+            <w:pPr>
+              <w:spacing w:after="0" w:before="60"/>
+              <w:jc w:val="center"/>
+            </w:pPr>
+            <w:r>
+              <w:rPr>
+                <w:rFonts w:ascii="Calibri" w:cs="Calibri" w:eastAsia="Calibri" w:hAnsi="Calibri"/>
+                <w:color w:val="645D54"/>
+                <w:sz w:val="15"/>
+                <w:szCs w:val="15"/>
+              </w:rPr>
+              <w:t xml:space="preserve">find at least 6 quotes</w:t>
+            </w:r>
+          </w:p>
+        </w:tc>
+        <w:tc>
+          <w:tcPr>
+            <w:tcW w:type="dxa" w:w="2626"/>
+            <w:tcBorders>
+              <w:top w:val="dashed" w:color="B6AB95" w:sz="4"/>
+              <w:left w:val="dashed" w:color="B6AB95" w:sz="4"/>
+              <w:bottom w:val="dashed" w:color="B6AB95" w:sz="4"/>
+              <w:right w:val="dashed" w:color="B6AB95" w:sz="4"/>
+            </w:tcBorders>
+            <w:tcMar>
+              <w:top w:type="dxa" w:w="200"/>
+              <w:left w:type="dxa" w:w="160"/>
+              <w:bottom w:type="dxa" w:w="200"/>
+              <w:right w:type="dxa" w:w="160"/>
+            </w:tcMar>
+            <w:vAlign w:val="center"/>
+          </w:tcPr>
+          <w:p>
+            <w:pPr>
+              <w:spacing w:after="40"/>
+              <w:jc w:val="center"/>
+            </w:pPr>
+            <w:r>
+              <w:rPr>
+                <w:rFonts w:ascii="Calibri" w:cs="Calibri" w:eastAsia="Calibri" w:hAnsi="Calibri"/>
+                <w:color w:val="645D54"/>
+                <w:spacing w:val="20"/>
+                <w:sz w:val="14"/>
+                <w:szCs w:val="14"/>
+              </w:rPr>
+              <w:t xml:space="preserve">THE BONE SPARROW</w:t>
+            </w:r>
+          </w:p>
+          <w:p>
+            <w:pPr>
+              <w:spacing w:after="0"/>
+              <w:jc w:val="center"/>
+            </w:pPr>
+            <w:r>
+              <w:rPr>
+                <w:rFonts w:ascii="Georgia" w:cs="Georgia" w:eastAsia="Georgia" w:hAnsi="Georgia"/>
+                <w:b/>
+                <w:bCs/>
+                <w:color w:val="1D3C34"/>
+                <w:sz w:val="34"/>
+                <w:szCs w:val="34"/>
+              </w:rPr>
+              <w:t xml:space="preserve">Chapters 19–20</w:t>
+            </w:r>
+          </w:p>
+          <w:p>
+            <w:pPr>
+              <w:spacing w:after="0" w:before="60"/>
+              <w:jc w:val="center"/>
+            </w:pPr>
+            <w:r>
+              <w:rPr>
+                <w:rFonts w:ascii="Calibri" w:cs="Calibri" w:eastAsia="Calibri" w:hAnsi="Calibri"/>
+                <w:color w:val="645D54"/>
+                <w:sz w:val="15"/>
+                <w:szCs w:val="15"/>
+              </w:rPr>
+              <w:t xml:space="preserve">find at least 6 quotes</w:t>
+            </w:r>
+          </w:p>
+        </w:tc>
+        <w:tc>
+          <w:tcPr>
+            <w:tcW w:type="dxa" w:w="2626"/>
+            <w:tcBorders>
+              <w:top w:val="dashed" w:color="B6AB95" w:sz="4"/>
+              <w:left w:val="dashed" w:color="B6AB95" w:sz="4"/>
+              <w:bottom w:val="dashed" w:color="B6AB95" w:sz="4"/>
+              <w:right w:val="dashed" w:color="B6AB95" w:sz="4"/>
+            </w:tcBorders>
+            <w:tcMar>
+              <w:top w:type="dxa" w:w="200"/>
+              <w:left w:type="dxa" w:w="160"/>
+              <w:bottom w:type="dxa" w:w="200"/>
+              <w:right w:type="dxa" w:w="160"/>
+            </w:tcMar>
+            <w:vAlign w:val="center"/>
+          </w:tcPr>
+          <w:p>
+            <w:pPr>
+              <w:spacing w:after="40"/>
+              <w:jc w:val="center"/>
+            </w:pPr>
+            <w:r>
+              <w:rPr>
+                <w:rFonts w:ascii="Calibri" w:cs="Calibri" w:eastAsia="Calibri" w:hAnsi="Calibri"/>
+                <w:color w:val="645D54"/>
+                <w:spacing w:val="20"/>
+                <w:sz w:val="14"/>
+                <w:szCs w:val="14"/>
+              </w:rPr>
+              <w:t xml:space="preserve">THE BONE SPARROW</w:t>
+            </w:r>
+          </w:p>
+          <w:p>
+            <w:pPr>
+              <w:spacing w:after="0"/>
+              <w:jc w:val="center"/>
+            </w:pPr>
+            <w:r>
+              <w:rPr>
+                <w:rFonts w:ascii="Georgia" w:cs="Georgia" w:eastAsia="Georgia" w:hAnsi="Georgia"/>
+                <w:b/>
+                <w:bCs/>
+                <w:color w:val="1D3C34"/>
+                <w:sz w:val="34"/>
+                <w:szCs w:val="34"/>
+              </w:rPr>
+              <w:t xml:space="preserve">Chapters 21–22</w:t>
+            </w:r>
+          </w:p>
+          <w:p>
+            <w:pPr>
+              <w:spacing w:after="0" w:before="60"/>
+              <w:jc w:val="center"/>
+            </w:pPr>
+            <w:r>
+              <w:rPr>
+                <w:rFonts w:ascii="Calibri" w:cs="Calibri" w:eastAsia="Calibri" w:hAnsi="Calibri"/>
+                <w:color w:val="645D54"/>
+                <w:sz w:val="15"/>
+                <w:szCs w:val="15"/>
+              </w:rPr>
+              <w:t xml:space="preserve">find at least 6 quotes</w:t>
+            </w:r>
+          </w:p>
+        </w:tc>
+        <w:tc>
+          <w:tcPr>
+            <w:tcW w:type="dxa" w:w="2626"/>
+            <w:tcBorders>
+              <w:top w:val="dashed" w:color="B6AB95" w:sz="4"/>
+              <w:left w:val="dashed" w:color="B6AB95" w:sz="4"/>
+              <w:bottom w:val="dashed" w:color="B6AB95" w:sz="4"/>
+              <w:right w:val="dashed" w:color="B6AB95" w:sz="4"/>
+            </w:tcBorders>
+            <w:tcMar>
+              <w:top w:type="dxa" w:w="200"/>
+              <w:left w:type="dxa" w:w="160"/>
+              <w:bottom w:type="dxa" w:w="200"/>
+              <w:right w:type="dxa" w:w="160"/>
+            </w:tcMar>
+            <w:vAlign w:val="center"/>
+          </w:tcPr>
+          <w:p>
+            <w:pPr>
+              <w:spacing w:after="40"/>
+              <w:jc w:val="center"/>
+            </w:pPr>
+            <w:r>
+              <w:rPr>
+                <w:rFonts w:ascii="Calibri" w:cs="Calibri" w:eastAsia="Calibri" w:hAnsi="Calibri"/>
+                <w:color w:val="645D54"/>
+                <w:spacing w:val="20"/>
+                <w:sz w:val="14"/>
+                <w:szCs w:val="14"/>
+              </w:rPr>
+              <w:t xml:space="preserve">THE BONE SPARROW</w:t>
+            </w:r>
+          </w:p>
+          <w:p>
+            <w:pPr>
+              <w:spacing w:after="0"/>
+              <w:jc w:val="center"/>
+            </w:pPr>
+            <w:r>
+              <w:rPr>
+                <w:rFonts w:ascii="Georgia" w:cs="Georgia" w:eastAsia="Georgia" w:hAnsi="Georgia"/>
+                <w:b/>
+                <w:bCs/>
+                <w:color w:val="1D3C34"/>
+                <w:sz w:val="34"/>
+                <w:szCs w:val="34"/>
+              </w:rPr>
+              <w:t xml:space="preserve">Chapters 23–24</w:t>
             </w:r>
           </w:p>
           <w:p>
@@ -2011,188 +2190,254 @@
       </w:tr>
       <w:tr>
         <w:trPr>
-          <w:trHeight w:val="2500" w:hRule="atLeast"/>
+          <w:trHeight w:val="1900" w:hRule="atLeast"/>
         </w:trPr>
         <w:tc>
           <w:tcPr>
-            <w:tcW w:type="dxa" w:w="3502"/>
-            <w:tcBorders>
-              <w:top w:val="dashed" w:color="B6AB95" w:sz="4"/>
-              <w:left w:val="dashed" w:color="B6AB95" w:sz="4"/>
-              <w:bottom w:val="dashed" w:color="B6AB95" w:sz="4"/>
-              <w:right w:val="dashed" w:color="B6AB95" w:sz="4"/>
-            </w:tcBorders>
-            <w:tcMar>
-              <w:top w:type="dxa" w:w="200"/>
-              <w:left w:type="dxa" w:w="160"/>
-              <w:bottom w:type="dxa" w:w="200"/>
-              <w:right w:type="dxa" w:w="160"/>
-            </w:tcMar>
-            <w:vAlign w:val="center"/>
-          </w:tcPr>
-          <w:p>
-            <w:pPr>
-              <w:spacing w:after="40"/>
-              <w:jc w:val="center"/>
-            </w:pPr>
-            <w:r>
-              <w:rPr>
-                <w:rFonts w:ascii="Calibri" w:cs="Calibri" w:eastAsia="Calibri" w:hAnsi="Calibri"/>
-                <w:color w:val="645D54"/>
-                <w:spacing w:val="20"/>
-                <w:sz w:val="14"/>
-                <w:szCs w:val="14"/>
-              </w:rPr>
-              <w:t xml:space="preserve">THE BONE SPARROW</w:t>
-            </w:r>
-          </w:p>
-          <w:p>
-            <w:pPr>
-              <w:spacing w:after="0"/>
-              <w:jc w:val="center"/>
-            </w:pPr>
-            <w:r>
-              <w:rPr>
-                <w:rFonts w:ascii="Georgia" w:cs="Georgia" w:eastAsia="Georgia" w:hAnsi="Georgia"/>
-                <w:b/>
-                <w:bCs/>
-                <w:color w:val="1D3C34"/>
-                <w:sz w:val="34"/>
-                <w:szCs w:val="34"/>
-              </w:rPr>
-              <w:t xml:space="preserve">Chapters 19–20</w:t>
-            </w:r>
-          </w:p>
-          <w:p>
-            <w:pPr>
-              <w:spacing w:after="0" w:before="60"/>
-              <w:jc w:val="center"/>
-            </w:pPr>
-            <w:r>
-              <w:rPr>
-                <w:rFonts w:ascii="Calibri" w:cs="Calibri" w:eastAsia="Calibri" w:hAnsi="Calibri"/>
-                <w:color w:val="645D54"/>
-                <w:sz w:val="15"/>
-                <w:szCs w:val="15"/>
-              </w:rPr>
-              <w:t xml:space="preserve">find at least 6 quotes</w:t>
-            </w:r>
-          </w:p>
-        </w:tc>
-        <w:tc>
-          <w:tcPr>
-            <w:tcW w:type="dxa" w:w="3502"/>
-            <w:tcBorders>
-              <w:top w:val="dashed" w:color="B6AB95" w:sz="4"/>
-              <w:left w:val="dashed" w:color="B6AB95" w:sz="4"/>
-              <w:bottom w:val="dashed" w:color="B6AB95" w:sz="4"/>
-              <w:right w:val="dashed" w:color="B6AB95" w:sz="4"/>
-            </w:tcBorders>
-            <w:tcMar>
-              <w:top w:type="dxa" w:w="200"/>
-              <w:left w:type="dxa" w:w="160"/>
-              <w:bottom w:type="dxa" w:w="200"/>
-              <w:right w:type="dxa" w:w="160"/>
-            </w:tcMar>
-            <w:vAlign w:val="center"/>
-          </w:tcPr>
-          <w:p>
-            <w:pPr>
-              <w:spacing w:after="40"/>
-              <w:jc w:val="center"/>
-            </w:pPr>
-            <w:r>
-              <w:rPr>
-                <w:rFonts w:ascii="Calibri" w:cs="Calibri" w:eastAsia="Calibri" w:hAnsi="Calibri"/>
-                <w:color w:val="645D54"/>
-                <w:spacing w:val="20"/>
-                <w:sz w:val="14"/>
-                <w:szCs w:val="14"/>
-              </w:rPr>
-              <w:t xml:space="preserve">THE BONE SPARROW</w:t>
-            </w:r>
-          </w:p>
-          <w:p>
-            <w:pPr>
-              <w:spacing w:after="0"/>
-              <w:jc w:val="center"/>
-            </w:pPr>
-            <w:r>
-              <w:rPr>
-                <w:rFonts w:ascii="Georgia" w:cs="Georgia" w:eastAsia="Georgia" w:hAnsi="Georgia"/>
-                <w:b/>
-                <w:bCs/>
-                <w:color w:val="1D3C34"/>
-                <w:sz w:val="34"/>
-                <w:szCs w:val="34"/>
-              </w:rPr>
-              <w:t xml:space="preserve">Chapters 21–22</w:t>
-            </w:r>
-          </w:p>
-          <w:p>
-            <w:pPr>
-              <w:spacing w:after="0" w:before="60"/>
-              <w:jc w:val="center"/>
-            </w:pPr>
-            <w:r>
-              <w:rPr>
-                <w:rFonts w:ascii="Calibri" w:cs="Calibri" w:eastAsia="Calibri" w:hAnsi="Calibri"/>
-                <w:color w:val="645D54"/>
-                <w:sz w:val="15"/>
-                <w:szCs w:val="15"/>
-              </w:rPr>
-              <w:t xml:space="preserve">find at least 6 quotes</w:t>
-            </w:r>
-          </w:p>
-        </w:tc>
-        <w:tc>
-          <w:tcPr>
-            <w:tcW w:type="dxa" w:w="3502"/>
-            <w:tcBorders>
-              <w:top w:val="dashed" w:color="B6AB95" w:sz="4"/>
-              <w:left w:val="dashed" w:color="B6AB95" w:sz="4"/>
-              <w:bottom w:val="dashed" w:color="B6AB95" w:sz="4"/>
-              <w:right w:val="dashed" w:color="B6AB95" w:sz="4"/>
-            </w:tcBorders>
-            <w:tcMar>
-              <w:top w:type="dxa" w:w="200"/>
-              <w:left w:type="dxa" w:w="160"/>
-              <w:bottom w:type="dxa" w:w="200"/>
-              <w:right w:type="dxa" w:w="160"/>
-            </w:tcMar>
-            <w:vAlign w:val="center"/>
-          </w:tcPr>
-          <w:p>
-            <w:pPr>
-              <w:spacing w:after="40"/>
-              <w:jc w:val="center"/>
-            </w:pPr>
-            <w:r>
-              <w:rPr>
-                <w:rFonts w:ascii="Calibri" w:cs="Calibri" w:eastAsia="Calibri" w:hAnsi="Calibri"/>
-                <w:color w:val="645D54"/>
-                <w:spacing w:val="20"/>
-                <w:sz w:val="14"/>
-                <w:szCs w:val="14"/>
-              </w:rPr>
-              <w:t xml:space="preserve">THE BONE SPARROW</w:t>
-            </w:r>
-          </w:p>
-          <w:p>
-            <w:pPr>
-              <w:spacing w:after="0"/>
-              <w:jc w:val="center"/>
-            </w:pPr>
-            <w:r>
-              <w:rPr>
-                <w:rFonts w:ascii="Georgia" w:cs="Georgia" w:eastAsia="Georgia" w:hAnsi="Georgia"/>
-                <w:b/>
-                <w:bCs/>
-                <w:color w:val="1D3C34"/>
-                <w:sz w:val="34"/>
-                <w:szCs w:val="34"/>
-              </w:rPr>
-              <w:t xml:space="preserve">Chapters 23–24</w:t>
+            <w:tcW w:type="dxa" w:w="2626"/>
+            <w:tcBorders>
+              <w:top w:val="dashed" w:color="B6AB95" w:sz="4"/>
+              <w:left w:val="dashed" w:color="B6AB95" w:sz="4"/>
+              <w:bottom w:val="dashed" w:color="B6AB95" w:sz="4"/>
+              <w:right w:val="dashed" w:color="B6AB95" w:sz="4"/>
+            </w:tcBorders>
+            <w:tcMar>
+              <w:top w:type="dxa" w:w="200"/>
+              <w:left w:type="dxa" w:w="160"/>
+              <w:bottom w:type="dxa" w:w="200"/>
+              <w:right w:type="dxa" w:w="160"/>
+            </w:tcMar>
+            <w:vAlign w:val="center"/>
+          </w:tcPr>
+          <w:p>
+            <w:pPr>
+              <w:spacing w:after="40"/>
+              <w:jc w:val="center"/>
+            </w:pPr>
+            <w:r>
+              <w:rPr>
+                <w:rFonts w:ascii="Calibri" w:cs="Calibri" w:eastAsia="Calibri" w:hAnsi="Calibri"/>
+                <w:color w:val="645D54"/>
+                <w:spacing w:val="20"/>
+                <w:sz w:val="14"/>
+                <w:szCs w:val="14"/>
+              </w:rPr>
+              <w:t xml:space="preserve">THE BONE SPARROW</w:t>
+            </w:r>
+          </w:p>
+          <w:p>
+            <w:pPr>
+              <w:spacing w:after="0"/>
+              <w:jc w:val="center"/>
+            </w:pPr>
+            <w:r>
+              <w:rPr>
+                <w:rFonts w:ascii="Georgia" w:cs="Georgia" w:eastAsia="Georgia" w:hAnsi="Georgia"/>
+                <w:b/>
+                <w:bCs/>
+                <w:color w:val="1D3C34"/>
+                <w:sz w:val="34"/>
+                <w:szCs w:val="34"/>
+              </w:rPr>
+              <w:t xml:space="preserve">Chapters 25–26</w:t>
+            </w:r>
+          </w:p>
+          <w:p>
+            <w:pPr>
+              <w:spacing w:after="0" w:before="60"/>
+              <w:jc w:val="center"/>
+            </w:pPr>
+            <w:r>
+              <w:rPr>
+                <w:rFonts w:ascii="Calibri" w:cs="Calibri" w:eastAsia="Calibri" w:hAnsi="Calibri"/>
+                <w:color w:val="645D54"/>
+                <w:sz w:val="15"/>
+                <w:szCs w:val="15"/>
+              </w:rPr>
+              <w:t xml:space="preserve">find at least 6 quotes</w:t>
+            </w:r>
+          </w:p>
+        </w:tc>
+        <w:tc>
+          <w:tcPr>
+            <w:tcW w:type="dxa" w:w="2626"/>
+            <w:tcBorders>
+              <w:top w:val="dashed" w:color="B6AB95" w:sz="4"/>
+              <w:left w:val="dashed" w:color="B6AB95" w:sz="4"/>
+              <w:bottom w:val="dashed" w:color="B6AB95" w:sz="4"/>
+              <w:right w:val="dashed" w:color="B6AB95" w:sz="4"/>
+            </w:tcBorders>
+            <w:tcMar>
+              <w:top w:type="dxa" w:w="200"/>
+              <w:left w:type="dxa" w:w="160"/>
+              <w:bottom w:type="dxa" w:w="200"/>
+              <w:right w:type="dxa" w:w="160"/>
+            </w:tcMar>
+            <w:vAlign w:val="center"/>
+          </w:tcPr>
+          <w:p>
+            <w:pPr>
+              <w:spacing w:after="40"/>
+              <w:jc w:val="center"/>
+            </w:pPr>
+            <w:r>
+              <w:rPr>
+                <w:rFonts w:ascii="Calibri" w:cs="Calibri" w:eastAsia="Calibri" w:hAnsi="Calibri"/>
+                <w:color w:val="645D54"/>
+                <w:spacing w:val="20"/>
+                <w:sz w:val="14"/>
+                <w:szCs w:val="14"/>
+              </w:rPr>
+              <w:t xml:space="preserve">THE BONE SPARROW</w:t>
+            </w:r>
+          </w:p>
+          <w:p>
+            <w:pPr>
+              <w:spacing w:after="0"/>
+              <w:jc w:val="center"/>
+            </w:pPr>
+            <w:r>
+              <w:rPr>
+                <w:rFonts w:ascii="Georgia" w:cs="Georgia" w:eastAsia="Georgia" w:hAnsi="Georgia"/>
+                <w:b/>
+                <w:bCs/>
+                <w:color w:val="1D3C34"/>
+                <w:sz w:val="34"/>
+                <w:szCs w:val="34"/>
+              </w:rPr>
+              <w:t xml:space="preserve">Chapters 27–28</w:t>
+            </w:r>
+          </w:p>
+          <w:p>
+            <w:pPr>
+              <w:spacing w:after="0" w:before="60"/>
+              <w:jc w:val="center"/>
+            </w:pPr>
+            <w:r>
+              <w:rPr>
+                <w:rFonts w:ascii="Calibri" w:cs="Calibri" w:eastAsia="Calibri" w:hAnsi="Calibri"/>
+                <w:color w:val="645D54"/>
+                <w:sz w:val="15"/>
+                <w:szCs w:val="15"/>
+              </w:rPr>
+              <w:t xml:space="preserve">find at least 6 quotes</w:t>
+            </w:r>
+          </w:p>
+        </w:tc>
+        <w:tc>
+          <w:tcPr>
+            <w:tcW w:type="dxa" w:w="2626"/>
+            <w:tcBorders>
+              <w:top w:val="dashed" w:color="B6AB95" w:sz="4"/>
+              <w:left w:val="dashed" w:color="B6AB95" w:sz="4"/>
+              <w:bottom w:val="dashed" w:color="B6AB95" w:sz="4"/>
+              <w:right w:val="dashed" w:color="B6AB95" w:sz="4"/>
+            </w:tcBorders>
+            <w:tcMar>
+              <w:top w:type="dxa" w:w="200"/>
+              <w:left w:type="dxa" w:w="160"/>
+              <w:bottom w:type="dxa" w:w="200"/>
+              <w:right w:type="dxa" w:w="160"/>
+            </w:tcMar>
+            <w:vAlign w:val="center"/>
+          </w:tcPr>
+          <w:p>
+            <w:pPr>
+              <w:spacing w:after="40"/>
+              <w:jc w:val="center"/>
+            </w:pPr>
+            <w:r>
+              <w:rPr>
+                <w:rFonts w:ascii="Calibri" w:cs="Calibri" w:eastAsia="Calibri" w:hAnsi="Calibri"/>
+                <w:color w:val="645D54"/>
+                <w:spacing w:val="20"/>
+                <w:sz w:val="14"/>
+                <w:szCs w:val="14"/>
+              </w:rPr>
+              <w:t xml:space="preserve">THE BONE SPARROW</w:t>
+            </w:r>
+          </w:p>
+          <w:p>
+            <w:pPr>
+              <w:spacing w:after="0"/>
+              <w:jc w:val="center"/>
+            </w:pPr>
+            <w:r>
+              <w:rPr>
+                <w:rFonts w:ascii="Georgia" w:cs="Georgia" w:eastAsia="Georgia" w:hAnsi="Georgia"/>
+                <w:b/>
+                <w:bCs/>
+                <w:color w:val="1D3C34"/>
+                <w:sz w:val="34"/>
+                <w:szCs w:val="34"/>
+              </w:rPr>
+              <w:t xml:space="preserve">Chapters 29–30</w:t>
+            </w:r>
+          </w:p>
+          <w:p>
+            <w:pPr>
+              <w:spacing w:after="0" w:before="60"/>
+              <w:jc w:val="center"/>
+            </w:pPr>
+            <w:r>
+              <w:rPr>
+                <w:rFonts w:ascii="Calibri" w:cs="Calibri" w:eastAsia="Calibri" w:hAnsi="Calibri"/>
+                <w:color w:val="645D54"/>
+                <w:sz w:val="15"/>
+                <w:szCs w:val="15"/>
+              </w:rPr>
+              <w:t xml:space="preserve">find at least 6 quotes</w:t>
+            </w:r>
+          </w:p>
+        </w:tc>
+        <w:tc>
+          <w:tcPr>
+            <w:tcW w:type="dxa" w:w="2626"/>
+            <w:tcBorders>
+              <w:top w:val="dashed" w:color="B6AB95" w:sz="4"/>
+              <w:left w:val="dashed" w:color="B6AB95" w:sz="4"/>
+              <w:bottom w:val="dashed" w:color="B6AB95" w:sz="4"/>
+              <w:right w:val="dashed" w:color="B6AB95" w:sz="4"/>
+            </w:tcBorders>
+            <w:tcMar>
+              <w:top w:type="dxa" w:w="200"/>
+              <w:left w:type="dxa" w:w="160"/>
+              <w:bottom w:type="dxa" w:w="200"/>
+              <w:right w:type="dxa" w:w="160"/>
+            </w:tcMar>
+            <w:vAlign w:val="center"/>
+          </w:tcPr>
+          <w:p>
+            <w:pPr>
+              <w:spacing w:after="40"/>
+              <w:jc w:val="center"/>
+            </w:pPr>
+            <w:r>
+              <w:rPr>
+                <w:rFonts w:ascii="Calibri" w:cs="Calibri" w:eastAsia="Calibri" w:hAnsi="Calibri"/>
+                <w:color w:val="645D54"/>
+                <w:spacing w:val="20"/>
+                <w:sz w:val="14"/>
+                <w:szCs w:val="14"/>
+              </w:rPr>
+              <w:t xml:space="preserve">THE BONE SPARROW</w:t>
+            </w:r>
+          </w:p>
+          <w:p>
+            <w:pPr>
+              <w:spacing w:after="0"/>
+              <w:jc w:val="center"/>
+            </w:pPr>
+            <w:r>
+              <w:rPr>
+                <w:rFonts w:ascii="Georgia" w:cs="Georgia" w:eastAsia="Georgia" w:hAnsi="Georgia"/>
+                <w:b/>
+                <w:bCs/>
+                <w:color w:val="1D3C34"/>
+                <w:sz w:val="34"/>
+                <w:szCs w:val="34"/>
+              </w:rPr>
+              <w:t xml:space="preserve">Chapters 31–32</w:t>
             </w:r>
           </w:p>
           <w:p>
@@ -2214,280 +2459,11 @@
       </w:tr>
       <w:tr>
         <w:trPr>
-          <w:trHeight w:val="2500" w:hRule="atLeast"/>
+          <w:trHeight w:val="1900" w:hRule="atLeast"/>
         </w:trPr>
         <w:tc>
           <w:tcPr>
-            <w:tcW w:type="dxa" w:w="3502"/>
-            <w:tcBorders>
-              <w:top w:val="dashed" w:color="B6AB95" w:sz="4"/>
-              <w:left w:val="dashed" w:color="B6AB95" w:sz="4"/>
-              <w:bottom w:val="dashed" w:color="B6AB95" w:sz="4"/>
-              <w:right w:val="dashed" w:color="B6AB95" w:sz="4"/>
-            </w:tcBorders>
-            <w:tcMar>
-              <w:top w:type="dxa" w:w="200"/>
-              <w:left w:type="dxa" w:w="160"/>
-              <w:bottom w:type="dxa" w:w="200"/>
-              <w:right w:type="dxa" w:w="160"/>
-            </w:tcMar>
-            <w:vAlign w:val="center"/>
-          </w:tcPr>
-          <w:p>
-            <w:pPr>
-              <w:spacing w:after="40"/>
-              <w:jc w:val="center"/>
-            </w:pPr>
-            <w:r>
-              <w:rPr>
-                <w:rFonts w:ascii="Calibri" w:cs="Calibri" w:eastAsia="Calibri" w:hAnsi="Calibri"/>
-                <w:color w:val="645D54"/>
-                <w:spacing w:val="20"/>
-                <w:sz w:val="14"/>
-                <w:szCs w:val="14"/>
-              </w:rPr>
-              <w:t xml:space="preserve">THE BONE SPARROW</w:t>
-            </w:r>
-          </w:p>
-          <w:p>
-            <w:pPr>
-              <w:spacing w:after="0"/>
-              <w:jc w:val="center"/>
-            </w:pPr>
-            <w:r>
-              <w:rPr>
-                <w:rFonts w:ascii="Georgia" w:cs="Georgia" w:eastAsia="Georgia" w:hAnsi="Georgia"/>
-                <w:b/>
-                <w:bCs/>
-                <w:color w:val="1D3C34"/>
-                <w:sz w:val="34"/>
-                <w:szCs w:val="34"/>
-              </w:rPr>
-              <w:t xml:space="preserve">Chapters 25–26</w:t>
-            </w:r>
-          </w:p>
-          <w:p>
-            <w:pPr>
-              <w:spacing w:after="0" w:before="60"/>
-              <w:jc w:val="center"/>
-            </w:pPr>
-            <w:r>
-              <w:rPr>
-                <w:rFonts w:ascii="Calibri" w:cs="Calibri" w:eastAsia="Calibri" w:hAnsi="Calibri"/>
-                <w:color w:val="645D54"/>
-                <w:sz w:val="15"/>
-                <w:szCs w:val="15"/>
-              </w:rPr>
-              <w:t xml:space="preserve">find at least 6 quotes</w:t>
-            </w:r>
-          </w:p>
-        </w:tc>
-        <w:tc>
-          <w:tcPr>
-            <w:tcW w:type="dxa" w:w="3502"/>
-            <w:tcBorders>
-              <w:top w:val="dashed" w:color="B6AB95" w:sz="4"/>
-              <w:left w:val="dashed" w:color="B6AB95" w:sz="4"/>
-              <w:bottom w:val="dashed" w:color="B6AB95" w:sz="4"/>
-              <w:right w:val="dashed" w:color="B6AB95" w:sz="4"/>
-            </w:tcBorders>
-            <w:tcMar>
-              <w:top w:type="dxa" w:w="200"/>
-              <w:left w:type="dxa" w:w="160"/>
-              <w:bottom w:type="dxa" w:w="200"/>
-              <w:right w:type="dxa" w:w="160"/>
-            </w:tcMar>
-            <w:vAlign w:val="center"/>
-          </w:tcPr>
-          <w:p>
-            <w:pPr>
-              <w:spacing w:after="40"/>
-              <w:jc w:val="center"/>
-            </w:pPr>
-            <w:r>
-              <w:rPr>
-                <w:rFonts w:ascii="Calibri" w:cs="Calibri" w:eastAsia="Calibri" w:hAnsi="Calibri"/>
-                <w:color w:val="645D54"/>
-                <w:spacing w:val="20"/>
-                <w:sz w:val="14"/>
-                <w:szCs w:val="14"/>
-              </w:rPr>
-              <w:t xml:space="preserve">THE BONE SPARROW</w:t>
-            </w:r>
-          </w:p>
-          <w:p>
-            <w:pPr>
-              <w:spacing w:after="0"/>
-              <w:jc w:val="center"/>
-            </w:pPr>
-            <w:r>
-              <w:rPr>
-                <w:rFonts w:ascii="Georgia" w:cs="Georgia" w:eastAsia="Georgia" w:hAnsi="Georgia"/>
-                <w:b/>
-                <w:bCs/>
-                <w:color w:val="1D3C34"/>
-                <w:sz w:val="34"/>
-                <w:szCs w:val="34"/>
-              </w:rPr>
-              <w:t xml:space="preserve">Chapters 27–28</w:t>
-            </w:r>
-          </w:p>
-          <w:p>
-            <w:pPr>
-              <w:spacing w:after="0" w:before="60"/>
-              <w:jc w:val="center"/>
-            </w:pPr>
-            <w:r>
-              <w:rPr>
-                <w:rFonts w:ascii="Calibri" w:cs="Calibri" w:eastAsia="Calibri" w:hAnsi="Calibri"/>
-                <w:color w:val="645D54"/>
-                <w:sz w:val="15"/>
-                <w:szCs w:val="15"/>
-              </w:rPr>
-              <w:t xml:space="preserve">find at least 6 quotes</w:t>
-            </w:r>
-          </w:p>
-        </w:tc>
-        <w:tc>
-          <w:tcPr>
-            <w:tcW w:type="dxa" w:w="3502"/>
-            <w:tcBorders>
-              <w:top w:val="dashed" w:color="B6AB95" w:sz="4"/>
-              <w:left w:val="dashed" w:color="B6AB95" w:sz="4"/>
-              <w:bottom w:val="dashed" w:color="B6AB95" w:sz="4"/>
-              <w:right w:val="dashed" w:color="B6AB95" w:sz="4"/>
-            </w:tcBorders>
-            <w:tcMar>
-              <w:top w:type="dxa" w:w="200"/>
-              <w:left w:type="dxa" w:w="160"/>
-              <w:bottom w:type="dxa" w:w="200"/>
-              <w:right w:type="dxa" w:w="160"/>
-            </w:tcMar>
-            <w:vAlign w:val="center"/>
-          </w:tcPr>
-          <w:p>
-            <w:pPr>
-              <w:spacing w:after="40"/>
-              <w:jc w:val="center"/>
-            </w:pPr>
-            <w:r>
-              <w:rPr>
-                <w:rFonts w:ascii="Calibri" w:cs="Calibri" w:eastAsia="Calibri" w:hAnsi="Calibri"/>
-                <w:color w:val="645D54"/>
-                <w:spacing w:val="20"/>
-                <w:sz w:val="14"/>
-                <w:szCs w:val="14"/>
-              </w:rPr>
-              <w:t xml:space="preserve">THE BONE SPARROW</w:t>
-            </w:r>
-          </w:p>
-          <w:p>
-            <w:pPr>
-              <w:spacing w:after="0"/>
-              <w:jc w:val="center"/>
-            </w:pPr>
-            <w:r>
-              <w:rPr>
-                <w:rFonts w:ascii="Georgia" w:cs="Georgia" w:eastAsia="Georgia" w:hAnsi="Georgia"/>
-                <w:b/>
-                <w:bCs/>
-                <w:color w:val="1D3C34"/>
-                <w:sz w:val="34"/>
-                <w:szCs w:val="34"/>
-              </w:rPr>
-              <w:t xml:space="preserve">Chapters 29–30</w:t>
-            </w:r>
-          </w:p>
-          <w:p>
-            <w:pPr>
-              <w:spacing w:after="0" w:before="60"/>
-              <w:jc w:val="center"/>
-            </w:pPr>
-            <w:r>
-              <w:rPr>
-                <w:rFonts w:ascii="Calibri" w:cs="Calibri" w:eastAsia="Calibri" w:hAnsi="Calibri"/>
-                <w:color w:val="645D54"/>
-                <w:sz w:val="15"/>
-                <w:szCs w:val="15"/>
-              </w:rPr>
-              <w:t xml:space="preserve">find at least 6 quotes</w:t>
-            </w:r>
-          </w:p>
-        </w:tc>
-      </w:tr>
-      <w:tr>
-        <w:trPr>
-          <w:trHeight w:val="2500" w:hRule="atLeast"/>
-        </w:trPr>
-        <w:tc>
-          <w:tcPr>
-            <w:tcW w:type="dxa" w:w="3502"/>
-            <w:tcBorders>
-              <w:top w:val="dashed" w:color="B6AB95" w:sz="4"/>
-              <w:left w:val="dashed" w:color="B6AB95" w:sz="4"/>
-              <w:bottom w:val="dashed" w:color="B6AB95" w:sz="4"/>
-              <w:right w:val="dashed" w:color="B6AB95" w:sz="4"/>
-            </w:tcBorders>
-            <w:tcMar>
-              <w:top w:type="dxa" w:w="200"/>
-              <w:left w:type="dxa" w:w="160"/>
-              <w:bottom w:type="dxa" w:w="200"/>
-              <w:right w:type="dxa" w:w="160"/>
-            </w:tcMar>
-            <w:vAlign w:val="center"/>
-          </w:tcPr>
-          <w:p>
-            <w:pPr>
-              <w:spacing w:after="40"/>
-              <w:jc w:val="center"/>
-            </w:pPr>
-            <w:r>
-              <w:rPr>
-                <w:rFonts w:ascii="Calibri" w:cs="Calibri" w:eastAsia="Calibri" w:hAnsi="Calibri"/>
-                <w:color w:val="645D54"/>
-                <w:spacing w:val="20"/>
-                <w:sz w:val="14"/>
-                <w:szCs w:val="14"/>
-              </w:rPr>
-              <w:t xml:space="preserve">THE BONE SPARROW</w:t>
-            </w:r>
-          </w:p>
-          <w:p>
-            <w:pPr>
-              <w:spacing w:after="0"/>
-              <w:jc w:val="center"/>
-            </w:pPr>
-            <w:r>
-              <w:rPr>
-                <w:rFonts w:ascii="Georgia" w:cs="Georgia" w:eastAsia="Georgia" w:hAnsi="Georgia"/>
-                <w:b/>
-                <w:bCs/>
-                <w:color w:val="1D3C34"/>
-                <w:sz w:val="34"/>
-                <w:szCs w:val="34"/>
-              </w:rPr>
-              <w:t xml:space="preserve">Chapters 31–32</w:t>
-            </w:r>
-          </w:p>
-          <w:p>
-            <w:pPr>
-              <w:spacing w:after="0" w:before="60"/>
-              <w:jc w:val="center"/>
-            </w:pPr>
-            <w:r>
-              <w:rPr>
-                <w:rFonts w:ascii="Calibri" w:cs="Calibri" w:eastAsia="Calibri" w:hAnsi="Calibri"/>
-                <w:color w:val="645D54"/>
-                <w:sz w:val="15"/>
-                <w:szCs w:val="15"/>
-              </w:rPr>
-              <w:t xml:space="preserve">find at least 6 quotes</w:t>
-            </w:r>
-          </w:p>
-        </w:tc>
-        <w:tc>
-          <w:tcPr>
-            <w:tcW w:type="dxa" w:w="3502"/>
+            <w:tcW w:type="dxa" w:w="2626"/>
             <w:tcBorders>
               <w:top w:val="dashed" w:color="B6AB95" w:sz="4"/>
               <w:left w:val="dashed" w:color="B6AB95" w:sz="4"/>
@@ -2553,7 +2529,7 @@
         </w:tc>
         <w:tc>
           <w:tcPr>
-            <w:tcW w:type="dxa" w:w="3502"/>
+            <w:tcW w:type="dxa" w:w="2626"/>
             <w:tcBorders>
               <w:top w:val="dashed" w:color="B6AB95" w:sz="4"/>
               <w:left w:val="dashed" w:color="B6AB95" w:sz="4"/>
@@ -2617,14 +2593,9 @@
             </w:r>
           </w:p>
         </w:tc>
-      </w:tr>
-      <w:tr>
-        <w:trPr>
-          <w:trHeight w:val="2500" w:hRule="atLeast"/>
-        </w:trPr>
-        <w:tc>
-          <w:tcPr>
-            <w:tcW w:type="dxa" w:w="3502"/>
+        <w:tc>
+          <w:tcPr>
+            <w:tcW w:type="dxa" w:w="2626"/>
             <w:tcBorders>
               <w:top w:val="dashed" w:color="B6AB95" w:sz="4"/>
               <w:left w:val="dashed" w:color="B6AB95" w:sz="4"/>
@@ -2690,19 +2661,7 @@
         </w:tc>
         <w:tc>
           <w:tcPr>
-            <w:tcW w:type="dxa" w:w="3502"/>
-            <w:tcBorders>
-              <w:top w:val="dashed" w:color="B6AB95" w:sz="4"/>
-              <w:left w:val="dashed" w:color="B6AB95" w:sz="4"/>
-              <w:bottom w:val="dashed" w:color="B6AB95" w:sz="4"/>
-              <w:right w:val="dashed" w:color="B6AB95" w:sz="4"/>
-            </w:tcBorders>
-          </w:tcPr>
-          <w:p/>
-        </w:tc>
-        <w:tc>
-          <w:tcPr>
-            <w:tcW w:type="dxa" w:w="3502"/>
+            <w:tcW w:type="dxa" w:w="2626"/>
             <w:tcBorders>
               <w:top w:val="dashed" w:color="B6AB95" w:sz="4"/>
               <w:left w:val="dashed" w:color="B6AB95" w:sz="4"/>
